--- a/static/media/2.kh_giam_sat_ttr.docx
+++ b/static/media/2.kh_giam_sat_ttr.docx
@@ -1,11 +1,11 @@
 
 <file path=word/document.xml><?xml version="1.0" encoding="utf-8"?>
-<w:document xmlns:wpc="http://schemas.microsoft.com/office/word/2010/wordprocessingCanvas" xmlns:cx="http://schemas.microsoft.com/office/drawing/2014/chartex" xmlns:cx1="http://schemas.microsoft.com/office/drawing/2015/9/8/chartex" xmlns:cx2="http://schemas.microsoft.com/office/drawing/2015/10/21/chartex" xmlns:cx3="http://schemas.microsoft.com/office/drawing/2016/5/9/chartex" xmlns:cx4="http://schemas.microsoft.com/office/drawing/2016/5/10/chartex" xmlns:cx5="http://schemas.microsoft.com/office/drawing/2016/5/11/chartex" xmlns:cx6="http://schemas.microsoft.com/office/drawing/2016/5/12/chartex" xmlns:cx7="http://schemas.microsoft.com/office/drawing/2016/5/13/chartex" xmlns:cx8="http://schemas.microsoft.com/office/drawing/2016/5/14/chartex" xmlns:mc="http://schemas.openxmlformats.org/markup-compatibility/2006" xmlns:aink="http://schemas.microsoft.com/office/drawing/2016/ink" xmlns:am3d="http://schemas.microsoft.com/office/drawing/2017/model3d" xmlns:o="urn:schemas-microsoft-com:office:office" xmlns:r="http://schemas.openxmlformats.org/officeDocument/2006/relationships" xmlns:m="http://schemas.openxmlformats.org/officeDocument/2006/math" xmlns:v="urn:schemas-microsoft-com:vml" xmlns:wp14="http://schemas.microsoft.com/office/word/2010/wordprocessingDrawing" xmlns:wp="http://schemas.openxmlformats.org/drawingml/2006/wordprocessingDrawing" xmlns:w10="urn:schemas-microsoft-com:office:word" xmlns:w="http://schemas.openxmlformats.org/wordprocessingml/2006/main" xmlns:w14="http://schemas.microsoft.com/office/word/2010/wordml" xmlns:w15="http://schemas.microsoft.com/office/word/2012/wordml" xmlns:w16cex="http://schemas.microsoft.com/office/word/2018/wordml/cex" xmlns:w16cid="http://schemas.microsoft.com/office/word/2016/wordml/cid" xmlns:w16="http://schemas.microsoft.com/office/word/2018/wordml" xmlns:w16sdtdh="http://schemas.microsoft.com/office/word/2020/wordml/sdtdatahash" xmlns:w16se="http://schemas.microsoft.com/office/word/2015/wordml/symex" xmlns:wpg="http://schemas.microsoft.com/office/word/2010/wordprocessingGroup" xmlns:wpi="http://schemas.microsoft.com/office/word/2010/wordprocessingInk" xmlns:wne="http://schemas.microsoft.com/office/word/2006/wordml" xmlns:wps="http://schemas.microsoft.com/office/word/2010/wordprocessingShape" mc:Ignorable="w14 w15 w16se w16cid w16 w16cex w16sdtdh wp14">
+<w:document xmlns:wpc="http://schemas.microsoft.com/office/word/2010/wordprocessingCanvas" xmlns:cx="http://schemas.microsoft.com/office/drawing/2014/chartex" xmlns:cx1="http://schemas.microsoft.com/office/drawing/2015/9/8/chartex" xmlns:cx2="http://schemas.microsoft.com/office/drawing/2015/10/21/chartex" xmlns:cx3="http://schemas.microsoft.com/office/drawing/2016/5/9/chartex" xmlns:cx4="http://schemas.microsoft.com/office/drawing/2016/5/10/chartex" xmlns:cx5="http://schemas.microsoft.com/office/drawing/2016/5/11/chartex" xmlns:cx6="http://schemas.microsoft.com/office/drawing/2016/5/12/chartex" xmlns:cx7="http://schemas.microsoft.com/office/drawing/2016/5/13/chartex" xmlns:cx8="http://schemas.microsoft.com/office/drawing/2016/5/14/chartex" xmlns:mc="http://schemas.openxmlformats.org/markup-compatibility/2006" xmlns:aink="http://schemas.microsoft.com/office/drawing/2016/ink" xmlns:am3d="http://schemas.microsoft.com/office/drawing/2017/model3d" xmlns:o="urn:schemas-microsoft-com:office:office" xmlns:oel="http://schemas.microsoft.com/office/2019/extlst" xmlns:r="http://schemas.openxmlformats.org/officeDocument/2006/relationships" xmlns:m="http://schemas.openxmlformats.org/officeDocument/2006/math" xmlns:v="urn:schemas-microsoft-com:vml" xmlns:wp14="http://schemas.microsoft.com/office/word/2010/wordprocessingDrawing" xmlns:wp="http://schemas.openxmlformats.org/drawingml/2006/wordprocessingDrawing" xmlns:w10="urn:schemas-microsoft-com:office:word" xmlns:w="http://schemas.openxmlformats.org/wordprocessingml/2006/main" xmlns:w14="http://schemas.microsoft.com/office/word/2010/wordml" xmlns:w15="http://schemas.microsoft.com/office/word/2012/wordml" xmlns:w16cex="http://schemas.microsoft.com/office/word/2018/wordml/cex" xmlns:w16cid="http://schemas.microsoft.com/office/word/2016/wordml/cid" xmlns:w16="http://schemas.microsoft.com/office/word/2018/wordml" xmlns:w16du="http://schemas.microsoft.com/office/word/2023/wordml/word16du" xmlns:w16sdtdh="http://schemas.microsoft.com/office/word/2020/wordml/sdtdatahash" xmlns:w16sdtfl="http://schemas.microsoft.com/office/word/2024/wordml/sdtformatlock" xmlns:w16se="http://schemas.microsoft.com/office/word/2015/wordml/symex" xmlns:wpg="http://schemas.microsoft.com/office/word/2010/wordprocessingGroup" xmlns:wpi="http://schemas.microsoft.com/office/word/2010/wordprocessingInk" xmlns:wne="http://schemas.microsoft.com/office/word/2006/wordml" xmlns:wps="http://schemas.microsoft.com/office/word/2010/wordprocessingShape" mc:Ignorable="w14 w15 w16se w16cid w16 w16cex w16sdtdh w16sdtfl w16du wp14">
   <w:body>
     <w:p>
       <w:pPr>
         <w:tabs>
-          <w:tab w:val="center" w:pos="1134"/>
+          <w:tab w:val="center" w:pos="1701"/>
           <w:tab w:val="center" w:pos="7020"/>
         </w:tabs>
         <w:ind w:left="-567" w:right="-234"/>
@@ -31,7 +31,7 @@
           <w:sz w:val="24"/>
           <w:szCs w:val="24"/>
         </w:rPr>
-        <w:t>TỔNG CỤC THUẾ</w:t>
+        <w:t>CỤC THUẾ</w:t>
       </w:r>
       <w:r>
         <w:rPr>
@@ -69,7 +69,7 @@
     <w:p>
       <w:pPr>
         <w:tabs>
-          <w:tab w:val="center" w:pos="1134"/>
+          <w:tab w:val="center" w:pos="1701"/>
           <w:tab w:val="center" w:pos="7020"/>
         </w:tabs>
         <w:ind w:left="-567"/>
@@ -92,6 +92,13 @@
           <w:b/>
           <w:color w:val="000000" w:themeColor="text1"/>
         </w:rPr>
+        <w:t xml:space="preserve">CHI </w:t>
+      </w:r>
+      <w:r>
+        <w:rPr>
+          <w:b/>
+          <w:color w:val="000000" w:themeColor="text1"/>
+        </w:rPr>
         <w:t>CỤC THUẾ</w:t>
       </w:r>
       <w:r>
@@ -99,14 +106,14 @@
           <w:b/>
           <w:color w:val="000000" w:themeColor="text1"/>
         </w:rPr>
-        <w:t xml:space="preserve"> TỈNH</w:t>
-      </w:r>
-      <w:r>
-        <w:rPr>
-          <w:b/>
-          <w:color w:val="000000" w:themeColor="text1"/>
-        </w:rPr>
-        <w:t xml:space="preserve"> QUẢNG TRỊ</w:t>
+        <w:t xml:space="preserve"> </w:t>
+      </w:r>
+      <w:r>
+        <w:rPr>
+          <w:b/>
+          <w:color w:val="000000" w:themeColor="text1"/>
+        </w:rPr>
+        <w:t>KHU VỰC XI</w:t>
       </w:r>
       <w:r>
         <w:rPr>
@@ -163,16 +170,16 @@
         <mc:AlternateContent>
           <mc:Choice Requires="wps">
             <w:drawing>
-              <wp:anchor distT="0" distB="0" distL="114300" distR="114300" simplePos="0" relativeHeight="251656704" behindDoc="0" locked="0" layoutInCell="1" allowOverlap="1" wp14:anchorId="1B3A8200" wp14:editId="2E9A0920">
+              <wp:anchor distT="0" distB="0" distL="114300" distR="114300" simplePos="0" relativeHeight="251656704" behindDoc="0" locked="0" layoutInCell="1" allowOverlap="1" wp14:anchorId="1B3A8200" wp14:editId="25B5AC3D">
                 <wp:simplePos x="0" y="0"/>
                 <wp:positionH relativeFrom="column">
-                  <wp:posOffset>293370</wp:posOffset>
+                  <wp:posOffset>674370</wp:posOffset>
                 </wp:positionH>
                 <wp:positionV relativeFrom="paragraph">
                   <wp:posOffset>5715</wp:posOffset>
                 </wp:positionV>
                 <wp:extent cx="800100" cy="0"/>
-                <wp:effectExtent l="0" t="0" r="19050" b="19050"/>
+                <wp:effectExtent l="0" t="0" r="0" b="0"/>
                 <wp:wrapNone/>
                 <wp:docPr id="3" name="Line 12"/>
                 <wp:cNvGraphicFramePr>
@@ -224,7 +231,7 @@
           </mc:Choice>
           <mc:Fallback>
             <w:pict>
-              <v:line w14:anchorId="6F073344" id="Line 12" o:spid="_x0000_s1026" style="position:absolute;z-index:251656704;visibility:visible;mso-wrap-style:square;mso-width-percent:0;mso-height-percent:0;mso-wrap-distance-left:9pt;mso-wrap-distance-top:0;mso-wrap-distance-right:9pt;mso-wrap-distance-bottom:0;mso-position-horizontal:absolute;mso-position-horizontal-relative:text;mso-position-vertical:absolute;mso-position-vertical-relative:text;mso-width-percent:0;mso-height-percent:0;mso-width-relative:page;mso-height-relative:page" from="23.1pt,.45pt" to="86.1pt,.45pt" o:gfxdata="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"/>
+              <v:line w14:anchorId="539A59C6" id="Line 12" o:spid="_x0000_s1026" style="position:absolute;z-index:251656704;visibility:visible;mso-wrap-style:square;mso-width-percent:0;mso-height-percent:0;mso-wrap-distance-left:9pt;mso-wrap-distance-top:0;mso-wrap-distance-right:9pt;mso-wrap-distance-bottom:0;mso-position-horizontal:absolute;mso-position-horizontal-relative:text;mso-position-vertical:absolute;mso-position-vertical-relative:text;mso-width-percent:0;mso-height-percent:0;mso-width-relative:page;mso-height-relative:page" from="53.1pt,.45pt" to="116.1pt,.45pt" o:gfxdata="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"/>
             </w:pict>
           </mc:Fallback>
         </mc:AlternateContent>
@@ -524,7 +531,25 @@
           <w:sz w:val="28"/>
           <w:szCs w:val="28"/>
         </w:rPr>
-        <w:t xml:space="preserve"> TRA </w:t>
+        <w:t xml:space="preserve"> TRA</w:t>
+      </w:r>
+      <w:r>
+        <w:rPr>
+          <w:b/>
+          <w:color w:val="000000" w:themeColor="text1"/>
+          <w:sz w:val="28"/>
+          <w:szCs w:val="28"/>
+        </w:rPr>
+        <w:t xml:space="preserve"> CHẤP HÀNH PHÁP LUẬT</w:t>
+      </w:r>
+      <w:r>
+        <w:rPr>
+          <w:b/>
+          <w:color w:val="000000" w:themeColor="text1"/>
+          <w:sz w:val="28"/>
+          <w:szCs w:val="28"/>
+        </w:rPr>
+        <w:t xml:space="preserve"> </w:t>
       </w:r>
       <w:r>
         <w:rPr>
@@ -609,31 +634,23 @@
           <w:sz w:val="28"/>
           <w:szCs w:val="28"/>
         </w:rPr>
-        <w:t xml:space="preserve">của Cục trưởng </w:t>
-      </w:r>
-      <w:r>
-        <w:rPr>
-          <w:color w:val="000000" w:themeColor="text1"/>
-          <w:sz w:val="28"/>
-          <w:szCs w:val="28"/>
-        </w:rPr>
-        <w:t>C</w:t>
-      </w:r>
-      <w:r>
-        <w:rPr>
-          <w:color w:val="000000" w:themeColor="text1"/>
-          <w:sz w:val="28"/>
-          <w:szCs w:val="28"/>
-        </w:rPr>
-        <w:t xml:space="preserve">ục </w:t>
-      </w:r>
-      <w:r>
-        <w:rPr>
-          <w:color w:val="000000" w:themeColor="text1"/>
-          <w:sz w:val="28"/>
-          <w:szCs w:val="28"/>
-        </w:rPr>
-        <w:t xml:space="preserve">Thuế tỉnh Quảng Trị </w:t>
+        <w:t xml:space="preserve">của </w:t>
+      </w:r>
+      <w:r>
+        <w:rPr>
+          <w:color w:val="000000" w:themeColor="text1"/>
+          <w:sz w:val="28"/>
+          <w:szCs w:val="28"/>
+        </w:rPr>
+        <w:t>Chi cục Thuế khu vực XI</w:t>
+      </w:r>
+      <w:r>
+        <w:rPr>
+          <w:color w:val="000000" w:themeColor="text1"/>
+          <w:sz w:val="28"/>
+          <w:szCs w:val="28"/>
+        </w:rPr>
+        <w:t xml:space="preserve"> </w:t>
       </w:r>
       <w:r>
         <w:rPr>
@@ -752,22 +769,15 @@
     <w:p>
       <w:pPr>
         <w:spacing w:line="259" w:lineRule="auto"/>
-        <w:jc w:val="both"/>
-        <w:rPr>
-          <w:b/>
-          <w:color w:val="000000" w:themeColor="text1"/>
-          <w:sz w:val="28"/>
-          <w:szCs w:val="28"/>
-        </w:rPr>
-      </w:pPr>
-      <w:r>
-        <w:rPr>
-          <w:color w:val="000000" w:themeColor="text1"/>
-          <w:sz w:val="28"/>
-          <w:szCs w:val="28"/>
-        </w:rPr>
-        <w:tab/>
-      </w:r>
+        <w:ind w:firstLine="567"/>
+        <w:jc w:val="both"/>
+        <w:rPr>
+          <w:b/>
+          <w:color w:val="000000" w:themeColor="text1"/>
+          <w:sz w:val="28"/>
+          <w:szCs w:val="28"/>
+        </w:rPr>
+      </w:pPr>
       <w:r>
         <w:rPr>
           <w:b/>
@@ -780,70 +790,154 @@
     </w:p>
     <w:p>
       <w:pPr>
+        <w:spacing w:after="120"/>
+        <w:ind w:firstLine="567"/>
+        <w:jc w:val="both"/>
+        <w:rPr>
+          <w:color w:val="000000" w:themeColor="text1"/>
+          <w:sz w:val="28"/>
+          <w:szCs w:val="28"/>
+        </w:rPr>
+      </w:pPr>
+      <w:r>
+        <w:rPr>
+          <w:color w:val="000000" w:themeColor="text1"/>
+          <w:sz w:val="28"/>
+          <w:szCs w:val="28"/>
+        </w:rPr>
+        <w:t xml:space="preserve">- Mục đích: Giám sát hoạt động của đoàn </w:t>
+      </w:r>
+      <w:r>
+        <w:rPr>
+          <w:color w:val="000000" w:themeColor="text1"/>
+          <w:sz w:val="28"/>
+          <w:szCs w:val="28"/>
+        </w:rPr>
+        <w:t>thanh</w:t>
+      </w:r>
+      <w:r>
+        <w:rPr>
+          <w:color w:val="000000" w:themeColor="text1"/>
+          <w:sz w:val="28"/>
+          <w:szCs w:val="28"/>
+        </w:rPr>
+        <w:t xml:space="preserve"> </w:t>
+      </w:r>
+      <w:r>
+        <w:rPr>
+          <w:color w:val="000000" w:themeColor="text1"/>
+          <w:sz w:val="28"/>
+          <w:szCs w:val="28"/>
+        </w:rPr>
+        <w:t xml:space="preserve">tra nhằm theo dõi, nắm bắt việc chấp hành pháp luật, tuân thủ Luật Quản lý thuế, Quy trình </w:t>
+      </w:r>
+      <w:r>
+        <w:rPr>
+          <w:color w:val="000000" w:themeColor="text1"/>
+          <w:sz w:val="28"/>
+          <w:szCs w:val="28"/>
+        </w:rPr>
+        <w:t>thanh</w:t>
+      </w:r>
+      <w:r>
+        <w:rPr>
+          <w:color w:val="000000" w:themeColor="text1"/>
+          <w:sz w:val="28"/>
+          <w:szCs w:val="28"/>
+        </w:rPr>
+        <w:t xml:space="preserve"> </w:t>
+      </w:r>
+      <w:r>
+        <w:rPr>
+          <w:color w:val="000000" w:themeColor="text1"/>
+          <w:sz w:val="28"/>
+          <w:szCs w:val="28"/>
+        </w:rPr>
+        <w:t xml:space="preserve">tra thuế, tuân thủ chuẩn mực đạo đức, quy tắc ứng xử của công chức thuế và ý thức kỷ luật của trưởng đoàn, thành viên đoàn </w:t>
+      </w:r>
+      <w:r>
+        <w:rPr>
+          <w:color w:val="000000" w:themeColor="text1"/>
+          <w:sz w:val="28"/>
+          <w:szCs w:val="28"/>
+        </w:rPr>
+        <w:t>thanh</w:t>
+      </w:r>
+      <w:r>
+        <w:rPr>
+          <w:color w:val="000000" w:themeColor="text1"/>
+          <w:sz w:val="28"/>
+          <w:szCs w:val="28"/>
+        </w:rPr>
+        <w:t xml:space="preserve"> </w:t>
+      </w:r>
+      <w:r>
+        <w:rPr>
+          <w:color w:val="000000" w:themeColor="text1"/>
+          <w:sz w:val="28"/>
+          <w:szCs w:val="28"/>
+        </w:rPr>
+        <w:t xml:space="preserve">tra thuế; tình hình thực hiện nhiệm vụ và triển khai hoạt động </w:t>
+      </w:r>
+      <w:r>
+        <w:rPr>
+          <w:color w:val="000000" w:themeColor="text1"/>
+          <w:sz w:val="28"/>
+          <w:szCs w:val="28"/>
+        </w:rPr>
+        <w:t>thanh</w:t>
+      </w:r>
+      <w:r>
+        <w:rPr>
+          <w:color w:val="000000" w:themeColor="text1"/>
+          <w:sz w:val="28"/>
+          <w:szCs w:val="28"/>
+        </w:rPr>
+        <w:t xml:space="preserve"> tra thuế để kịp thời có biện pháp chấn chỉnh, xử lý nhằm đảm bảo thực hiện đúng mục đích, yêu cầu, nội dung theo kế hoạch </w:t>
+      </w:r>
+      <w:r>
+        <w:rPr>
+          <w:color w:val="000000" w:themeColor="text1"/>
+          <w:sz w:val="28"/>
+          <w:szCs w:val="28"/>
+        </w:rPr>
+        <w:t>thanh</w:t>
+      </w:r>
+      <w:r>
+        <w:rPr>
+          <w:color w:val="000000" w:themeColor="text1"/>
+          <w:sz w:val="28"/>
+          <w:szCs w:val="28"/>
+        </w:rPr>
+        <w:t xml:space="preserve"> </w:t>
+      </w:r>
+      <w:r>
+        <w:rPr>
+          <w:color w:val="000000" w:themeColor="text1"/>
+          <w:sz w:val="28"/>
+          <w:szCs w:val="28"/>
+        </w:rPr>
+        <w:t>tra đã được phê duyệt.</w:t>
+      </w:r>
+    </w:p>
+    <w:p>
+      <w:pPr>
         <w:spacing w:line="259" w:lineRule="auto"/>
-        <w:ind w:firstLine="720"/>
-        <w:jc w:val="both"/>
-        <w:rPr>
-          <w:color w:val="000000" w:themeColor="text1"/>
-          <w:sz w:val="28"/>
-          <w:szCs w:val="28"/>
-        </w:rPr>
-      </w:pPr>
-      <w:r>
-        <w:rPr>
-          <w:color w:val="000000" w:themeColor="text1"/>
-          <w:sz w:val="28"/>
-          <w:szCs w:val="28"/>
-        </w:rPr>
-        <w:t xml:space="preserve">- Mục đích: </w:t>
-      </w:r>
-      <w:r>
-        <w:rPr>
-          <w:color w:val="000000" w:themeColor="text1"/>
-          <w:sz w:val="28"/>
-          <w:szCs w:val="28"/>
-        </w:rPr>
-        <w:t xml:space="preserve">Giám sát hoạt động của Đoàn </w:t>
-      </w:r>
-      <w:r>
-        <w:rPr>
-          <w:color w:val="000000" w:themeColor="text1"/>
-          <w:sz w:val="28"/>
-          <w:szCs w:val="28"/>
-        </w:rPr>
-        <w:t>thanh tra</w:t>
-      </w:r>
-      <w:r>
-        <w:rPr>
-          <w:color w:val="000000" w:themeColor="text1"/>
-          <w:sz w:val="28"/>
-          <w:szCs w:val="28"/>
-        </w:rPr>
-        <w:t xml:space="preserve"> thuế </w:t>
-      </w:r>
-      <w:r>
-        <w:rPr>
-          <w:color w:val="000000" w:themeColor="text1"/>
-          <w:sz w:val="28"/>
-          <w:szCs w:val="28"/>
-        </w:rPr>
-        <w:t>nhằm theo dõi, nắm bắt việc chấp</w:t>
-      </w:r>
-      <w:r>
-        <w:rPr>
-          <w:color w:val="000000" w:themeColor="text1"/>
-          <w:sz w:val="28"/>
-          <w:szCs w:val="28"/>
-        </w:rPr>
-        <w:t xml:space="preserve"> hành pháp luật, tuân thủ Luật Q</w:t>
-      </w:r>
-      <w:r>
-        <w:rPr>
-          <w:color w:val="000000" w:themeColor="text1"/>
-          <w:sz w:val="28"/>
-          <w:szCs w:val="28"/>
-        </w:rPr>
-        <w:t xml:space="preserve">uản lý thuế, Quy trình </w:t>
+        <w:ind w:firstLine="567"/>
+        <w:jc w:val="both"/>
+        <w:rPr>
+          <w:color w:val="000000" w:themeColor="text1"/>
+          <w:sz w:val="28"/>
+          <w:szCs w:val="28"/>
+        </w:rPr>
+      </w:pPr>
+      <w:r>
+        <w:rPr>
+          <w:color w:val="000000" w:themeColor="text1"/>
+          <w:sz w:val="28"/>
+          <w:szCs w:val="28"/>
+        </w:rPr>
+        <w:t xml:space="preserve">- Yêu cầu: việc giám sát phải được thực hiện thường xuyên, liên tục trong quá trình hoạt động của đoàn </w:t>
       </w:r>
       <w:r>
         <w:rPr>
@@ -859,7 +953,66 @@
           <w:sz w:val="28"/>
           <w:szCs w:val="28"/>
         </w:rPr>
-        <w:t xml:space="preserve"> tra thuế, tuân thủ chuẩn mực đạo đức, quy tắc ứng xử của công chức thuế và ý thức kỷ luật của Trưởng đoàn, thành viên Đoàn </w:t>
+        <w:t xml:space="preserve"> </w:t>
+      </w:r>
+      <w:r>
+        <w:rPr>
+          <w:color w:val="000000" w:themeColor="text1"/>
+          <w:sz w:val="28"/>
+          <w:szCs w:val="28"/>
+        </w:rPr>
+        <w:t>tra thuế tại trụ sở NNT và đảm bảo tính khách quan, kịp thời, đầy đủ, chính xác</w:t>
+      </w:r>
+      <w:r>
+        <w:rPr>
+          <w:color w:val="000000" w:themeColor="text1"/>
+          <w:sz w:val="28"/>
+          <w:szCs w:val="28"/>
+        </w:rPr>
+        <w:t>.</w:t>
+      </w:r>
+    </w:p>
+    <w:p>
+      <w:pPr>
+        <w:spacing w:line="259" w:lineRule="auto"/>
+        <w:ind w:firstLine="567"/>
+        <w:jc w:val="both"/>
+        <w:rPr>
+          <w:b/>
+          <w:color w:val="000000" w:themeColor="text1"/>
+          <w:sz w:val="28"/>
+          <w:szCs w:val="28"/>
+        </w:rPr>
+      </w:pPr>
+      <w:r>
+        <w:rPr>
+          <w:b/>
+          <w:color w:val="000000" w:themeColor="text1"/>
+          <w:sz w:val="28"/>
+          <w:szCs w:val="28"/>
+        </w:rPr>
+        <w:t>II. Nội dung giám sát:</w:t>
+      </w:r>
+    </w:p>
+    <w:p>
+      <w:pPr>
+        <w:shd w:val="clear" w:color="auto" w:fill="FFFFFF"/>
+        <w:spacing w:after="120"/>
+        <w:ind w:firstLine="567"/>
+        <w:jc w:val="both"/>
+        <w:rPr>
+          <w:color w:val="000000" w:themeColor="text1"/>
+          <w:sz w:val="28"/>
+          <w:szCs w:val="28"/>
+        </w:rPr>
+      </w:pPr>
+      <w:r>
+        <w:rPr>
+          <w:color w:val="000000" w:themeColor="text1"/>
+          <w:sz w:val="28"/>
+          <w:szCs w:val="28"/>
+        </w:rPr>
+        <w:t xml:space="preserve">Thực hiện theo quy định tại Điều 8 của quy chế giám sát hoạt động của đoàn </w:t>
       </w:r>
       <w:r>
         <w:rPr>
@@ -875,7 +1028,36 @@
           <w:sz w:val="28"/>
           <w:szCs w:val="28"/>
         </w:rPr>
-        <w:t xml:space="preserve"> tra thuế; tình hình thực hiện nhiệm vụ và triển khai hoạt động </w:t>
+        <w:t xml:space="preserve"> </w:t>
+      </w:r>
+      <w:r>
+        <w:rPr>
+          <w:color w:val="000000" w:themeColor="text1"/>
+          <w:sz w:val="28"/>
+          <w:szCs w:val="28"/>
+        </w:rPr>
+        <w:t>tra (kèm theo Quyết định số 1614/QĐ-TCT ngày 13/10/2020 của Tổng cục Thuế), cụ thể:</w:t>
+      </w:r>
+    </w:p>
+    <w:p>
+      <w:pPr>
+        <w:shd w:val="clear" w:color="auto" w:fill="FFFFFF"/>
+        <w:spacing w:after="120"/>
+        <w:ind w:firstLine="567"/>
+        <w:jc w:val="both"/>
+        <w:rPr>
+          <w:color w:val="000000" w:themeColor="text1"/>
+          <w:sz w:val="28"/>
+          <w:szCs w:val="28"/>
+        </w:rPr>
+      </w:pPr>
+      <w:r>
+        <w:rPr>
+          <w:color w:val="000000" w:themeColor="text1"/>
+          <w:sz w:val="28"/>
+          <w:szCs w:val="28"/>
+        </w:rPr>
+        <w:t xml:space="preserve">1. Giám sát việc chấp hành pháp luật của trưởng đoàn, thành viên đoàn </w:t>
       </w:r>
       <w:r>
         <w:rPr>
@@ -891,97 +1073,200 @@
           <w:sz w:val="28"/>
           <w:szCs w:val="28"/>
         </w:rPr>
-        <w:t xml:space="preserve"> tra thuế</w:t>
-      </w:r>
-      <w:r>
-        <w:rPr>
-          <w:color w:val="000000" w:themeColor="text1"/>
-          <w:sz w:val="28"/>
-          <w:szCs w:val="28"/>
-        </w:rPr>
-        <w:t xml:space="preserve"> để kịp thời có biện pháp chấn chỉnh, xử lý nhằm đảm bảo thực hiện đúng mục đích, yêu cầu, nội dung theo kế hoạch </w:t>
-      </w:r>
-      <w:r>
-        <w:rPr>
-          <w:color w:val="000000" w:themeColor="text1"/>
-          <w:sz w:val="28"/>
-          <w:szCs w:val="28"/>
-        </w:rPr>
-        <w:t>thanh</w:t>
-      </w:r>
-      <w:r>
-        <w:rPr>
-          <w:color w:val="000000" w:themeColor="text1"/>
-          <w:sz w:val="28"/>
-          <w:szCs w:val="28"/>
-        </w:rPr>
-        <w:t xml:space="preserve"> tra đã được phê duyệt.</w:t>
-      </w:r>
-    </w:p>
-    <w:p>
-      <w:pPr>
-        <w:spacing w:line="259" w:lineRule="auto"/>
-        <w:ind w:firstLine="720"/>
-        <w:jc w:val="both"/>
-        <w:rPr>
-          <w:color w:val="000000" w:themeColor="text1"/>
-          <w:sz w:val="28"/>
-          <w:szCs w:val="28"/>
-        </w:rPr>
-      </w:pPr>
-      <w:r>
-        <w:rPr>
-          <w:color w:val="000000" w:themeColor="text1"/>
-          <w:sz w:val="28"/>
-          <w:szCs w:val="28"/>
-        </w:rPr>
-        <w:t xml:space="preserve">- Yêu cầu: </w:t>
-      </w:r>
-      <w:r>
-        <w:rPr>
-          <w:color w:val="000000" w:themeColor="text1"/>
-          <w:sz w:val="28"/>
-          <w:szCs w:val="28"/>
-        </w:rPr>
-        <w:t xml:space="preserve">việc giám sát phải được thực hiện thường xuyên, liên tục trong quá trình hoạt động của Đoàn </w:t>
-      </w:r>
-      <w:r>
-        <w:rPr>
-          <w:color w:val="000000" w:themeColor="text1"/>
-          <w:sz w:val="28"/>
-          <w:szCs w:val="28"/>
-        </w:rPr>
-        <w:t>thanh</w:t>
-      </w:r>
-      <w:r>
-        <w:rPr>
-          <w:color w:val="000000" w:themeColor="text1"/>
-          <w:sz w:val="28"/>
-          <w:szCs w:val="28"/>
-        </w:rPr>
-        <w:t xml:space="preserve"> tra thuế tại trụ sở NNT và đảm bảo tính khách quan, kịp thời, đầy đủ, chính xác.</w:t>
-      </w:r>
-    </w:p>
-    <w:p>
-      <w:pPr>
-        <w:spacing w:line="259" w:lineRule="auto"/>
-        <w:ind w:firstLine="720"/>
-        <w:jc w:val="both"/>
-        <w:rPr>
-          <w:b/>
-          <w:color w:val="000000" w:themeColor="text1"/>
-          <w:sz w:val="28"/>
-          <w:szCs w:val="28"/>
-        </w:rPr>
-      </w:pPr>
-      <w:r>
-        <w:rPr>
-          <w:b/>
-          <w:color w:val="000000" w:themeColor="text1"/>
-          <w:sz w:val="28"/>
-          <w:szCs w:val="28"/>
-        </w:rPr>
-        <w:t>II. Nội dung giám sát:</w:t>
+        <w:t xml:space="preserve"> </w:t>
+      </w:r>
+      <w:r>
+        <w:rPr>
+          <w:color w:val="000000" w:themeColor="text1"/>
+          <w:sz w:val="28"/>
+          <w:szCs w:val="28"/>
+        </w:rPr>
+        <w:t>tra bao gồm các nội dung sau:</w:t>
+      </w:r>
+    </w:p>
+    <w:p>
+      <w:pPr>
+        <w:shd w:val="clear" w:color="auto" w:fill="FFFFFF"/>
+        <w:spacing w:after="120"/>
+        <w:ind w:firstLine="567"/>
+        <w:jc w:val="both"/>
+        <w:rPr>
+          <w:color w:val="000000" w:themeColor="text1"/>
+          <w:sz w:val="28"/>
+          <w:szCs w:val="28"/>
+        </w:rPr>
+      </w:pPr>
+      <w:r>
+        <w:rPr>
+          <w:color w:val="000000" w:themeColor="text1"/>
+          <w:sz w:val="28"/>
+          <w:szCs w:val="28"/>
+        </w:rPr>
+        <w:t>- Việc thực hiện các quy định của pháp luật về trình tự, thủ tục, thời hạn tiến hành một cuộc thanh tra, kiểm tra thuế theo quy định thanh tra, kiểm tra thuế bao gồm: việc thu thập, tổng hợp, đánh giá thông tin; thực hiện chế độ thông tin, báo cáo; ghi nhật ký đoàn thanh tra, kiểm tra thuế;</w:t>
+      </w:r>
+    </w:p>
+    <w:p>
+      <w:pPr>
+        <w:shd w:val="clear" w:color="auto" w:fill="FFFFFF"/>
+        <w:spacing w:after="120"/>
+        <w:ind w:firstLine="567"/>
+        <w:jc w:val="both"/>
+        <w:rPr>
+          <w:color w:val="000000" w:themeColor="text1"/>
+          <w:sz w:val="28"/>
+          <w:szCs w:val="28"/>
+        </w:rPr>
+      </w:pPr>
+      <w:r>
+        <w:rPr>
+          <w:color w:val="000000" w:themeColor="text1"/>
+          <w:sz w:val="28"/>
+          <w:szCs w:val="28"/>
+        </w:rPr>
+        <w:t>- Việc thực hiện các quyền trong hoạt động thanh tra, kiểm tra thuế đối với người được giám sát, bao gồm: căn cứ, thẩm quyền, trình tự, thủ tục và kết quả thực hiện; việc xử lý ý kiến của đối tượng thanh tra, kiểm tra và các cơ quan, tổ chức, cá nhân có liên quan đến việc thực hiện các quyền trong hoạt động thanh tra, kiểm tra;</w:t>
+      </w:r>
+    </w:p>
+    <w:p>
+      <w:pPr>
+        <w:shd w:val="clear" w:color="auto" w:fill="FFFFFF"/>
+        <w:spacing w:after="120"/>
+        <w:ind w:firstLine="567"/>
+        <w:jc w:val="both"/>
+        <w:rPr>
+          <w:color w:val="000000" w:themeColor="text1"/>
+          <w:sz w:val="28"/>
+          <w:szCs w:val="28"/>
+        </w:rPr>
+      </w:pPr>
+      <w:r>
+        <w:rPr>
+          <w:color w:val="000000" w:themeColor="text1"/>
+          <w:sz w:val="28"/>
+          <w:szCs w:val="28"/>
+        </w:rPr>
+        <w:t>- Việc thực hiện các quy định của pháp luật đối với trưởng đoàn, thành viên đoàn thanh tra, kiểm tra, bao gồm: quy định về những điều cấm trong hoạt động thanh tra, kiểm tra thuế; quy tắc ứng xử của cán bộ thanh tra, kiểm tra thuế; ý thức chấp hành kỷ luật thanh tra, kiểm tra thuế và các quy định khác có liên quan</w:t>
+      </w:r>
+      <w:r>
+        <w:rPr>
+          <w:color w:val="000000" w:themeColor="text1"/>
+          <w:sz w:val="28"/>
+          <w:szCs w:val="28"/>
+        </w:rPr>
+        <w:t>.</w:t>
+      </w:r>
+    </w:p>
+    <w:p>
+      <w:pPr>
+        <w:shd w:val="clear" w:color="auto" w:fill="FFFFFF"/>
+        <w:spacing w:after="120"/>
+        <w:ind w:firstLine="567"/>
+        <w:jc w:val="both"/>
+        <w:rPr>
+          <w:color w:val="000000" w:themeColor="text1"/>
+          <w:sz w:val="28"/>
+          <w:szCs w:val="28"/>
+        </w:rPr>
+      </w:pPr>
+      <w:r>
+        <w:rPr>
+          <w:color w:val="000000" w:themeColor="text1"/>
+          <w:sz w:val="28"/>
+          <w:szCs w:val="28"/>
+        </w:rPr>
+        <w:lastRenderedPageBreak/>
+        <w:t xml:space="preserve">2. </w:t>
+      </w:r>
+      <w:r>
+        <w:rPr>
+          <w:color w:val="000000" w:themeColor="text1"/>
+          <w:sz w:val="28"/>
+          <w:szCs w:val="28"/>
+        </w:rPr>
+        <w:t>Giám sát việc thực hiện nhiệm vụ và triển khai hoạt động thanh tra, kiểm tra thuế của đoàn thanh tra, kiểm tra thuế bao gồm các nội dung sau:</w:t>
+      </w:r>
+    </w:p>
+    <w:p>
+      <w:pPr>
+        <w:shd w:val="clear" w:color="auto" w:fill="FFFFFF"/>
+        <w:spacing w:after="120"/>
+        <w:ind w:firstLine="567"/>
+        <w:jc w:val="both"/>
+        <w:rPr>
+          <w:color w:val="000000" w:themeColor="text1"/>
+          <w:sz w:val="28"/>
+          <w:szCs w:val="28"/>
+        </w:rPr>
+      </w:pPr>
+      <w:r>
+        <w:rPr>
+          <w:color w:val="000000" w:themeColor="text1"/>
+          <w:sz w:val="28"/>
+          <w:szCs w:val="28"/>
+        </w:rPr>
+        <w:t>- Tiến độ và kết quả đã đạt được so với yêu cầu theo quyết định thanh tra, kiểm tra; kế hoạch tiến hành thanh tra, kiểm tra;</w:t>
+      </w:r>
+    </w:p>
+    <w:p>
+      <w:pPr>
+        <w:shd w:val="clear" w:color="auto" w:fill="FFFFFF"/>
+        <w:spacing w:after="120"/>
+        <w:ind w:firstLine="567"/>
+        <w:jc w:val="both"/>
+        <w:rPr>
+          <w:color w:val="000000" w:themeColor="text1"/>
+          <w:sz w:val="28"/>
+          <w:szCs w:val="28"/>
+        </w:rPr>
+      </w:pPr>
+      <w:r>
+        <w:rPr>
+          <w:color w:val="000000" w:themeColor="text1"/>
+          <w:sz w:val="28"/>
+          <w:szCs w:val="28"/>
+        </w:rPr>
+        <w:t>- Khó khăn, vướng mắc phát sinh trong hoạt động thanh tra, kiểm tra thuế và tác động đối với việc hoàn thành kế hoạch thanh tra, kiểm tra;</w:t>
+      </w:r>
+    </w:p>
+    <w:p>
+      <w:pPr>
+        <w:shd w:val="clear" w:color="auto" w:fill="FFFFFF"/>
+        <w:spacing w:after="120"/>
+        <w:ind w:firstLine="567"/>
+        <w:jc w:val="both"/>
+        <w:rPr>
+          <w:color w:val="000000" w:themeColor="text1"/>
+          <w:sz w:val="28"/>
+          <w:szCs w:val="28"/>
+        </w:rPr>
+      </w:pPr>
+      <w:r>
+        <w:rPr>
+          <w:color w:val="000000" w:themeColor="text1"/>
+          <w:sz w:val="28"/>
+          <w:szCs w:val="28"/>
+        </w:rPr>
+        <w:t>- Việc thực hiện nhiệm vụ, triển khai hoạt động của trưởng đoàn, thành viên đoàn thanh tra, kiểm tra thuế;</w:t>
+      </w:r>
+    </w:p>
+    <w:p>
+      <w:pPr>
+        <w:shd w:val="clear" w:color="auto" w:fill="FFFFFF"/>
+        <w:spacing w:after="120"/>
+        <w:ind w:firstLine="567"/>
+        <w:jc w:val="both"/>
+        <w:rPr>
+          <w:color w:val="000000" w:themeColor="text1"/>
+          <w:sz w:val="28"/>
+          <w:szCs w:val="28"/>
+        </w:rPr>
+      </w:pPr>
+      <w:r>
+        <w:rPr>
+          <w:color w:val="000000" w:themeColor="text1"/>
+          <w:sz w:val="28"/>
+          <w:szCs w:val="28"/>
+        </w:rPr>
+        <w:t>- Việc xử lý ý kiến khác nhau giữa các thành viên và trưởng đoàn về những vấn đề liên quan đến nội dung thanh tra, kiểm tra;</w:t>
       </w:r>
     </w:p>
     <w:p>
@@ -1002,55 +1287,15 @@
           <w:sz w:val="28"/>
           <w:szCs w:val="28"/>
         </w:rPr>
-        <w:t xml:space="preserve">Thực hiện theo quy định tại Điều 8 của quy chế giám sát hoạt động của đoàn </w:t>
-      </w:r>
-      <w:r>
-        <w:rPr>
-          <w:color w:val="000000" w:themeColor="text1"/>
-          <w:sz w:val="28"/>
-          <w:szCs w:val="28"/>
-        </w:rPr>
-        <w:t>kiểm</w:t>
-      </w:r>
-      <w:r>
-        <w:rPr>
-          <w:color w:val="000000" w:themeColor="text1"/>
-          <w:sz w:val="28"/>
-          <w:szCs w:val="28"/>
-        </w:rPr>
-        <w:t xml:space="preserve"> tra thuế (kèm theo Quyết định số </w:t>
-      </w:r>
-      <w:r>
-        <w:rPr>
-          <w:color w:val="000000" w:themeColor="text1"/>
-          <w:sz w:val="28"/>
-          <w:szCs w:val="28"/>
-        </w:rPr>
-        <w:t>1614</w:t>
-      </w:r>
-      <w:r>
-        <w:rPr>
-          <w:color w:val="000000" w:themeColor="text1"/>
-          <w:sz w:val="28"/>
-          <w:szCs w:val="28"/>
-        </w:rPr>
-        <w:t xml:space="preserve">/QĐ-TCT ngày </w:t>
-      </w:r>
-      <w:r>
-        <w:rPr>
-          <w:color w:val="000000" w:themeColor="text1"/>
-          <w:sz w:val="28"/>
-          <w:szCs w:val="28"/>
-        </w:rPr>
-        <w:t>13/10/2020</w:t>
-      </w:r>
-      <w:r>
-        <w:rPr>
-          <w:color w:val="000000" w:themeColor="text1"/>
-          <w:sz w:val="28"/>
-          <w:szCs w:val="28"/>
-        </w:rPr>
-        <w:t xml:space="preserve"> của Tổng cục trưởng Tổng cục Thuế), cụ thể:</w:t>
+        <w:t>- Các nội dung khác có liên quan đến việc thực hiện nhiệm vụ, triển khai hoạt động của đoàn thanh tra, kiểm tra thuế</w:t>
+      </w:r>
+      <w:r>
+        <w:rPr>
+          <w:color w:val="000000" w:themeColor="text1"/>
+          <w:sz w:val="28"/>
+          <w:szCs w:val="28"/>
+        </w:rPr>
+        <w:t>.</w:t>
       </w:r>
     </w:p>
     <w:p>
@@ -1060,50 +1305,29 @@
         <w:ind w:firstLine="567"/>
         <w:jc w:val="both"/>
         <w:rPr>
-          <w:color w:val="000000" w:themeColor="text1"/>
-          <w:sz w:val="28"/>
-          <w:szCs w:val="28"/>
-        </w:rPr>
-      </w:pPr>
-      <w:r>
-        <w:rPr>
-          <w:color w:val="000000" w:themeColor="text1"/>
-          <w:sz w:val="28"/>
-          <w:szCs w:val="28"/>
-        </w:rPr>
-        <w:t xml:space="preserve">1. Giám sát việc chấp hành pháp luật của Trưởng đoàn </w:t>
-      </w:r>
-      <w:r>
-        <w:rPr>
-          <w:color w:val="000000" w:themeColor="text1"/>
-          <w:sz w:val="28"/>
-          <w:szCs w:val="28"/>
-        </w:rPr>
-        <w:t>thanh</w:t>
-      </w:r>
-      <w:r>
-        <w:rPr>
-          <w:color w:val="000000" w:themeColor="text1"/>
-          <w:sz w:val="28"/>
-          <w:szCs w:val="28"/>
-        </w:rPr>
-        <w:t xml:space="preserve"> tra, thành viên Đoàn </w:t>
-      </w:r>
-      <w:r>
-        <w:rPr>
-          <w:color w:val="000000" w:themeColor="text1"/>
-          <w:sz w:val="28"/>
-          <w:szCs w:val="28"/>
-        </w:rPr>
-        <w:t>kiểm</w:t>
-      </w:r>
-      <w:r>
-        <w:rPr>
-          <w:color w:val="000000" w:themeColor="text1"/>
-          <w:sz w:val="28"/>
-          <w:szCs w:val="28"/>
-        </w:rPr>
-        <w:t xml:space="preserve"> tra bao gồm các nội dung sau:</w:t>
+          <w:b/>
+          <w:color w:val="000000" w:themeColor="text1"/>
+          <w:sz w:val="28"/>
+          <w:szCs w:val="28"/>
+        </w:rPr>
+      </w:pPr>
+      <w:r>
+        <w:rPr>
+          <w:b/>
+          <w:color w:val="000000" w:themeColor="text1"/>
+          <w:sz w:val="28"/>
+          <w:szCs w:val="28"/>
+        </w:rPr>
+        <w:t>III. Hình thức giám sát</w:t>
+      </w:r>
+      <w:r>
+        <w:rPr>
+          <w:b/>
+          <w:color w:val="000000" w:themeColor="text1"/>
+          <w:sz w:val="28"/>
+          <w:szCs w:val="28"/>
+        </w:rPr>
+        <w:t xml:space="preserve">: </w:t>
       </w:r>
     </w:p>
     <w:p>
@@ -1124,31 +1348,15 @@
           <w:sz w:val="28"/>
           <w:szCs w:val="28"/>
         </w:rPr>
-        <w:t>-</w:t>
-      </w:r>
-      <w:r>
-        <w:rPr>
-          <w:color w:val="000000" w:themeColor="text1"/>
-          <w:sz w:val="28"/>
-          <w:szCs w:val="28"/>
-        </w:rPr>
-        <w:t xml:space="preserve"> Việc thực hiện các quy định của pháp luật về trình tự, thủ tục, thời hạn tiến hành một cuộc </w:t>
-      </w:r>
-      <w:r>
-        <w:rPr>
-          <w:color w:val="000000" w:themeColor="text1"/>
-          <w:sz w:val="28"/>
-          <w:szCs w:val="28"/>
-        </w:rPr>
-        <w:t>thanh tra, kiểm</w:t>
-      </w:r>
-      <w:r>
-        <w:rPr>
-          <w:color w:val="000000" w:themeColor="text1"/>
-          <w:sz w:val="28"/>
-          <w:szCs w:val="28"/>
-        </w:rPr>
-        <w:t xml:space="preserve"> tra</w:t>
+        <w:t>Thực hiện theo quy định tại Điều 14 của quy chế giám sát hoạt động của đoàn thanh tra, kiểm tra (kèm theo Quyết định 1614/QĐ-TCT ngày 13/10/2020 của Tổng cục Thuế</w:t>
+      </w:r>
+      <w:r>
+        <w:rPr>
+          <w:color w:val="000000" w:themeColor="text1"/>
+          <w:sz w:val="28"/>
+          <w:szCs w:val="28"/>
+        </w:rPr>
+        <w:t>).</w:t>
       </w:r>
       <w:r>
         <w:rPr>
@@ -1157,54 +1365,6 @@
           <w:szCs w:val="28"/>
         </w:rPr>
         <w:t xml:space="preserve"> </w:t>
-      </w:r>
-      <w:r>
-        <w:rPr>
-          <w:color w:val="000000" w:themeColor="text1"/>
-          <w:sz w:val="28"/>
-          <w:szCs w:val="28"/>
-        </w:rPr>
-        <w:t>thuế theo quy định thanh tra, kiểm tra thuế</w:t>
-      </w:r>
-      <w:r>
-        <w:rPr>
-          <w:color w:val="000000" w:themeColor="text1"/>
-          <w:sz w:val="28"/>
-          <w:szCs w:val="28"/>
-        </w:rPr>
-        <w:t xml:space="preserve"> bao gồm: việc thu thập, tổng hợp, đánh giá thông tin; thực hiện chế độ thông tin, báo cáo; ghi nhật ký Đoàn </w:t>
-      </w:r>
-      <w:r>
-        <w:rPr>
-          <w:color w:val="000000" w:themeColor="text1"/>
-          <w:sz w:val="28"/>
-          <w:szCs w:val="28"/>
-        </w:rPr>
-        <w:t>thanh tra, kiểm</w:t>
-      </w:r>
-      <w:r>
-        <w:rPr>
-          <w:color w:val="000000" w:themeColor="text1"/>
-          <w:sz w:val="28"/>
-          <w:szCs w:val="28"/>
-        </w:rPr>
-        <w:t xml:space="preserve"> tra</w:t>
-      </w:r>
-      <w:r>
-        <w:rPr>
-          <w:color w:val="000000" w:themeColor="text1"/>
-          <w:sz w:val="28"/>
-          <w:szCs w:val="28"/>
-        </w:rPr>
-        <w:t xml:space="preserve"> thuế</w:t>
-      </w:r>
-      <w:r>
-        <w:rPr>
-          <w:color w:val="000000" w:themeColor="text1"/>
-          <w:sz w:val="28"/>
-          <w:szCs w:val="28"/>
-        </w:rPr>
-        <w:t>;</w:t>
       </w:r>
     </w:p>
     <w:p>
@@ -1214,90 +1374,20 @@
         <w:ind w:firstLine="567"/>
         <w:jc w:val="both"/>
         <w:rPr>
-          <w:color w:val="000000" w:themeColor="text1"/>
-          <w:sz w:val="28"/>
-          <w:szCs w:val="28"/>
-        </w:rPr>
-      </w:pPr>
-      <w:r>
-        <w:rPr>
-          <w:color w:val="000000" w:themeColor="text1"/>
-          <w:sz w:val="28"/>
-          <w:szCs w:val="28"/>
-        </w:rPr>
-        <w:t>-</w:t>
-      </w:r>
-      <w:r>
-        <w:rPr>
-          <w:color w:val="000000" w:themeColor="text1"/>
-          <w:sz w:val="28"/>
-          <w:szCs w:val="28"/>
-        </w:rPr>
-        <w:t xml:space="preserve"> Việc thực hiện các quyền trong hoạt động </w:t>
-      </w:r>
-      <w:r>
-        <w:rPr>
-          <w:color w:val="000000" w:themeColor="text1"/>
-          <w:sz w:val="28"/>
-          <w:szCs w:val="28"/>
-        </w:rPr>
-        <w:t>thanh tra, kiểm</w:t>
-      </w:r>
-      <w:r>
-        <w:rPr>
-          <w:color w:val="000000" w:themeColor="text1"/>
-          <w:sz w:val="28"/>
-          <w:szCs w:val="28"/>
-        </w:rPr>
-        <w:t xml:space="preserve"> tra</w:t>
-      </w:r>
-      <w:r>
-        <w:rPr>
-          <w:color w:val="000000" w:themeColor="text1"/>
-          <w:sz w:val="28"/>
-          <w:szCs w:val="28"/>
-        </w:rPr>
-        <w:t xml:space="preserve"> thuế đối với người được giám sát</w:t>
-      </w:r>
-      <w:r>
-        <w:rPr>
-          <w:color w:val="000000" w:themeColor="text1"/>
-          <w:sz w:val="28"/>
-          <w:szCs w:val="28"/>
-        </w:rPr>
-        <w:t xml:space="preserve">, bao gồm: căn cứ, thẩm quyền, trình tự, thủ tục và kết quả thực hiện; việc xử lý ý kiến của đối tượng </w:t>
-      </w:r>
-      <w:r>
-        <w:rPr>
-          <w:color w:val="000000" w:themeColor="text1"/>
-          <w:sz w:val="28"/>
-          <w:szCs w:val="28"/>
-        </w:rPr>
-        <w:t>thanh tra, kiểm</w:t>
-      </w:r>
-      <w:r>
-        <w:rPr>
-          <w:color w:val="000000" w:themeColor="text1"/>
-          <w:sz w:val="28"/>
-          <w:szCs w:val="28"/>
-        </w:rPr>
-        <w:t xml:space="preserve"> tra và các cơ quan, tổ chức, cá nhân có liên quan đến việc thực hiện các quyền trong hoạt động thanh tra</w:t>
-      </w:r>
-      <w:r>
-        <w:rPr>
-          <w:color w:val="000000" w:themeColor="text1"/>
-          <w:sz w:val="28"/>
-          <w:szCs w:val="28"/>
-        </w:rPr>
-        <w:t>,kiểm tra</w:t>
-      </w:r>
-      <w:r>
-        <w:rPr>
-          <w:color w:val="000000" w:themeColor="text1"/>
-          <w:sz w:val="28"/>
-          <w:szCs w:val="28"/>
-        </w:rPr>
-        <w:t>;</w:t>
+          <w:b/>
+          <w:color w:val="000000" w:themeColor="text1"/>
+          <w:sz w:val="28"/>
+          <w:szCs w:val="28"/>
+        </w:rPr>
+      </w:pPr>
+      <w:r>
+        <w:rPr>
+          <w:b/>
+          <w:color w:val="000000" w:themeColor="text1"/>
+          <w:sz w:val="28"/>
+          <w:szCs w:val="28"/>
+        </w:rPr>
+        <w:t>IV.Tổ chức thực hiện</w:t>
       </w:r>
     </w:p>
     <w:p>
@@ -1318,647 +1408,6 @@
           <w:sz w:val="28"/>
           <w:szCs w:val="28"/>
         </w:rPr>
-        <w:t>-</w:t>
-      </w:r>
-      <w:r>
-        <w:rPr>
-          <w:color w:val="000000" w:themeColor="text1"/>
-          <w:sz w:val="28"/>
-          <w:szCs w:val="28"/>
-        </w:rPr>
-        <w:t xml:space="preserve"> Việc thực hiện các quy định của pháp luật đối với Trưởng đoàn thanh tra</w:t>
-      </w:r>
-      <w:r>
-        <w:rPr>
-          <w:color w:val="000000" w:themeColor="text1"/>
-          <w:sz w:val="28"/>
-          <w:szCs w:val="28"/>
-        </w:rPr>
-        <w:t>, kiểm tra</w:t>
-      </w:r>
-      <w:r>
-        <w:rPr>
-          <w:color w:val="000000" w:themeColor="text1"/>
-          <w:sz w:val="28"/>
-          <w:szCs w:val="28"/>
-        </w:rPr>
-        <w:t>, các thành viên Đoàn thanh tra</w:t>
-      </w:r>
-      <w:r>
-        <w:rPr>
-          <w:color w:val="000000" w:themeColor="text1"/>
-          <w:sz w:val="28"/>
-          <w:szCs w:val="28"/>
-        </w:rPr>
-        <w:t>, kiểm tra</w:t>
-      </w:r>
-      <w:r>
-        <w:rPr>
-          <w:color w:val="000000" w:themeColor="text1"/>
-          <w:sz w:val="28"/>
-          <w:szCs w:val="28"/>
-        </w:rPr>
-        <w:t>, bao gồm: quy định về những điều cấm trong hoạt động thanh tra</w:t>
-      </w:r>
-      <w:r>
-        <w:rPr>
-          <w:color w:val="000000" w:themeColor="text1"/>
-          <w:sz w:val="28"/>
-          <w:szCs w:val="28"/>
-        </w:rPr>
-        <w:t>, kiểm tra thuế</w:t>
-      </w:r>
-      <w:r>
-        <w:rPr>
-          <w:color w:val="000000" w:themeColor="text1"/>
-          <w:sz w:val="28"/>
-          <w:szCs w:val="28"/>
-        </w:rPr>
-        <w:t>; quy tắc ứng xử của cán bộ thanh tra</w:t>
-      </w:r>
-      <w:r>
-        <w:rPr>
-          <w:color w:val="000000" w:themeColor="text1"/>
-          <w:sz w:val="28"/>
-          <w:szCs w:val="28"/>
-        </w:rPr>
-        <w:t xml:space="preserve">, kiểm </w:t>
-      </w:r>
-      <w:r>
-        <w:rPr>
-          <w:color w:val="000000" w:themeColor="text1"/>
-          <w:sz w:val="28"/>
-          <w:szCs w:val="28"/>
-        </w:rPr>
-        <w:lastRenderedPageBreak/>
-        <w:t>tra thuế</w:t>
-      </w:r>
-      <w:r>
-        <w:rPr>
-          <w:color w:val="000000" w:themeColor="text1"/>
-          <w:sz w:val="28"/>
-          <w:szCs w:val="28"/>
-        </w:rPr>
-        <w:t>; ý thức chấp hành kỷ luật thanh tra</w:t>
-      </w:r>
-      <w:r>
-        <w:rPr>
-          <w:color w:val="000000" w:themeColor="text1"/>
-          <w:sz w:val="28"/>
-          <w:szCs w:val="28"/>
-        </w:rPr>
-        <w:t>, kiểm tra thuế</w:t>
-      </w:r>
-      <w:r>
-        <w:rPr>
-          <w:color w:val="000000" w:themeColor="text1"/>
-          <w:sz w:val="28"/>
-          <w:szCs w:val="28"/>
-        </w:rPr>
-        <w:t xml:space="preserve"> và các quy định khác có liên quan.</w:t>
-      </w:r>
-    </w:p>
-    <w:p>
-      <w:pPr>
-        <w:shd w:val="clear" w:color="auto" w:fill="FFFFFF"/>
-        <w:spacing w:before="120" w:after="120" w:line="234" w:lineRule="atLeast"/>
-        <w:ind w:firstLine="567"/>
-        <w:jc w:val="both"/>
-        <w:rPr>
-          <w:color w:val="000000" w:themeColor="text1"/>
-          <w:sz w:val="28"/>
-          <w:szCs w:val="28"/>
-        </w:rPr>
-      </w:pPr>
-      <w:r>
-        <w:rPr>
-          <w:color w:val="000000" w:themeColor="text1"/>
-          <w:sz w:val="28"/>
-          <w:szCs w:val="28"/>
-        </w:rPr>
-        <w:t>2. Giám sát việc thực hiện nhiệm vụ và triển khai hoạt động thanh tra</w:t>
-      </w:r>
-      <w:r>
-        <w:rPr>
-          <w:color w:val="000000" w:themeColor="text1"/>
-          <w:sz w:val="28"/>
-          <w:szCs w:val="28"/>
-        </w:rPr>
-        <w:t>, kiểm tra thuế</w:t>
-      </w:r>
-      <w:r>
-        <w:rPr>
-          <w:color w:val="000000" w:themeColor="text1"/>
-          <w:sz w:val="28"/>
-          <w:szCs w:val="28"/>
-        </w:rPr>
-        <w:t xml:space="preserve"> của Đoàn thanh tra</w:t>
-      </w:r>
-      <w:r>
-        <w:rPr>
-          <w:color w:val="000000" w:themeColor="text1"/>
-          <w:sz w:val="28"/>
-          <w:szCs w:val="28"/>
-        </w:rPr>
-        <w:t>, kiểm tra thuế</w:t>
-      </w:r>
-      <w:r>
-        <w:rPr>
-          <w:color w:val="000000" w:themeColor="text1"/>
-          <w:sz w:val="28"/>
-          <w:szCs w:val="28"/>
-        </w:rPr>
-        <w:t xml:space="preserve"> bao gồm các nội dung sau:</w:t>
-      </w:r>
-    </w:p>
-    <w:p>
-      <w:pPr>
-        <w:shd w:val="clear" w:color="auto" w:fill="FFFFFF"/>
-        <w:spacing w:before="120" w:after="120" w:line="234" w:lineRule="atLeast"/>
-        <w:ind w:firstLine="567"/>
-        <w:jc w:val="both"/>
-        <w:rPr>
-          <w:color w:val="000000" w:themeColor="text1"/>
-          <w:sz w:val="28"/>
-          <w:szCs w:val="28"/>
-        </w:rPr>
-      </w:pPr>
-      <w:r>
-        <w:rPr>
-          <w:color w:val="000000" w:themeColor="text1"/>
-          <w:sz w:val="28"/>
-          <w:szCs w:val="28"/>
-        </w:rPr>
-        <w:t>-</w:t>
-      </w:r>
-      <w:r>
-        <w:rPr>
-          <w:color w:val="000000" w:themeColor="text1"/>
-          <w:sz w:val="28"/>
-          <w:szCs w:val="28"/>
-        </w:rPr>
-        <w:t xml:space="preserve"> Tiến độ và kết quả đã đạt được so với yêu cầu theo quyết định thanh tra, </w:t>
-      </w:r>
-      <w:r>
-        <w:rPr>
-          <w:color w:val="000000" w:themeColor="text1"/>
-          <w:sz w:val="28"/>
-          <w:szCs w:val="28"/>
-        </w:rPr>
-        <w:t xml:space="preserve">kiểm tra thuế; </w:t>
-      </w:r>
-      <w:r>
-        <w:rPr>
-          <w:color w:val="000000" w:themeColor="text1"/>
-          <w:sz w:val="28"/>
-          <w:szCs w:val="28"/>
-        </w:rPr>
-        <w:t>kế hoạch tiến hành thanh tra</w:t>
-      </w:r>
-      <w:r>
-        <w:rPr>
-          <w:color w:val="000000" w:themeColor="text1"/>
-          <w:sz w:val="28"/>
-          <w:szCs w:val="28"/>
-        </w:rPr>
-        <w:t>, nội dung kiểm tra</w:t>
-      </w:r>
-      <w:r>
-        <w:rPr>
-          <w:color w:val="000000" w:themeColor="text1"/>
-          <w:sz w:val="28"/>
-          <w:szCs w:val="28"/>
-        </w:rPr>
-        <w:t>;</w:t>
-      </w:r>
-    </w:p>
-    <w:p>
-      <w:pPr>
-        <w:shd w:val="clear" w:color="auto" w:fill="FFFFFF"/>
-        <w:spacing w:before="120" w:after="120" w:line="234" w:lineRule="atLeast"/>
-        <w:ind w:firstLine="567"/>
-        <w:jc w:val="both"/>
-        <w:rPr>
-          <w:color w:val="000000" w:themeColor="text1"/>
-          <w:sz w:val="28"/>
-          <w:szCs w:val="28"/>
-        </w:rPr>
-      </w:pPr>
-      <w:r>
-        <w:rPr>
-          <w:color w:val="000000" w:themeColor="text1"/>
-          <w:sz w:val="28"/>
-          <w:szCs w:val="28"/>
-        </w:rPr>
-        <w:t>-</w:t>
-      </w:r>
-      <w:r>
-        <w:rPr>
-          <w:color w:val="000000" w:themeColor="text1"/>
-          <w:sz w:val="28"/>
-          <w:szCs w:val="28"/>
-        </w:rPr>
-        <w:t xml:space="preserve"> Khó khăn, vướng mắc phát sinh trong hoạt động thanh tra</w:t>
-      </w:r>
-      <w:r>
-        <w:rPr>
-          <w:color w:val="000000" w:themeColor="text1"/>
-          <w:sz w:val="28"/>
-          <w:szCs w:val="28"/>
-        </w:rPr>
-        <w:t>, kiểm tra thuế</w:t>
-      </w:r>
-      <w:r>
-        <w:rPr>
-          <w:color w:val="000000" w:themeColor="text1"/>
-          <w:sz w:val="28"/>
-          <w:szCs w:val="28"/>
-        </w:rPr>
-        <w:t xml:space="preserve"> và tác động đối với việc hoàn thành kế hoạch tiến hành thanh tra</w:t>
-      </w:r>
-      <w:r>
-        <w:rPr>
-          <w:color w:val="000000" w:themeColor="text1"/>
-          <w:sz w:val="28"/>
-          <w:szCs w:val="28"/>
-        </w:rPr>
-        <w:t>, nội dung kiểm tra</w:t>
-      </w:r>
-      <w:r>
-        <w:rPr>
-          <w:color w:val="000000" w:themeColor="text1"/>
-          <w:sz w:val="28"/>
-          <w:szCs w:val="28"/>
-        </w:rPr>
-        <w:t>;</w:t>
-      </w:r>
-    </w:p>
-    <w:p>
-      <w:pPr>
-        <w:shd w:val="clear" w:color="auto" w:fill="FFFFFF"/>
-        <w:spacing w:before="120" w:after="120" w:line="234" w:lineRule="atLeast"/>
-        <w:ind w:firstLine="567"/>
-        <w:jc w:val="both"/>
-        <w:rPr>
-          <w:color w:val="000000" w:themeColor="text1"/>
-          <w:sz w:val="28"/>
-          <w:szCs w:val="28"/>
-        </w:rPr>
-      </w:pPr>
-      <w:r>
-        <w:rPr>
-          <w:rFonts w:ascii="Arial" w:hAnsi="Arial" w:cs="Arial"/>
-          <w:color w:val="000000" w:themeColor="text1"/>
-          <w:sz w:val="24"/>
-          <w:szCs w:val="24"/>
-        </w:rPr>
-        <w:t>-</w:t>
-      </w:r>
-      <w:r>
-        <w:rPr>
-          <w:color w:val="000000" w:themeColor="text1"/>
-          <w:sz w:val="28"/>
-          <w:szCs w:val="28"/>
-        </w:rPr>
-        <w:t xml:space="preserve"> Việc thực hiện nhiệm vụ, triển khai hoạt động thanh tra</w:t>
-      </w:r>
-      <w:r>
-        <w:rPr>
-          <w:color w:val="000000" w:themeColor="text1"/>
-          <w:sz w:val="28"/>
-          <w:szCs w:val="28"/>
-        </w:rPr>
-        <w:t>, kiểm tra thuế</w:t>
-      </w:r>
-      <w:r>
-        <w:rPr>
-          <w:color w:val="000000" w:themeColor="text1"/>
-          <w:sz w:val="28"/>
-          <w:szCs w:val="28"/>
-        </w:rPr>
-        <w:t xml:space="preserve"> của Trưởng đoàn thanh tra</w:t>
-      </w:r>
-      <w:r>
-        <w:rPr>
-          <w:color w:val="000000" w:themeColor="text1"/>
-          <w:sz w:val="28"/>
-          <w:szCs w:val="28"/>
-        </w:rPr>
-        <w:t>, kiểm tra thuế;</w:t>
-      </w:r>
-      <w:r>
-        <w:rPr>
-          <w:color w:val="000000" w:themeColor="text1"/>
-          <w:sz w:val="28"/>
-          <w:szCs w:val="28"/>
-        </w:rPr>
-        <w:t xml:space="preserve"> thành viên Đoàn thanh tra</w:t>
-      </w:r>
-      <w:r>
-        <w:rPr>
-          <w:color w:val="000000" w:themeColor="text1"/>
-          <w:sz w:val="28"/>
-          <w:szCs w:val="28"/>
-        </w:rPr>
-        <w:t>, kiểm tra thuế</w:t>
-      </w:r>
-      <w:r>
-        <w:rPr>
-          <w:color w:val="000000" w:themeColor="text1"/>
-          <w:sz w:val="28"/>
-          <w:szCs w:val="28"/>
-        </w:rPr>
-        <w:t>;</w:t>
-      </w:r>
-    </w:p>
-    <w:p>
-      <w:pPr>
-        <w:shd w:val="clear" w:color="auto" w:fill="FFFFFF"/>
-        <w:spacing w:before="120" w:after="120" w:line="234" w:lineRule="atLeast"/>
-        <w:ind w:firstLine="567"/>
-        <w:jc w:val="both"/>
-        <w:rPr>
-          <w:color w:val="000000" w:themeColor="text1"/>
-          <w:sz w:val="28"/>
-          <w:szCs w:val="28"/>
-        </w:rPr>
-      </w:pPr>
-      <w:r>
-        <w:rPr>
-          <w:color w:val="000000" w:themeColor="text1"/>
-          <w:sz w:val="28"/>
-          <w:szCs w:val="28"/>
-        </w:rPr>
-        <w:t>-</w:t>
-      </w:r>
-      <w:r>
-        <w:rPr>
-          <w:color w:val="000000" w:themeColor="text1"/>
-          <w:sz w:val="28"/>
-          <w:szCs w:val="28"/>
-        </w:rPr>
-        <w:t xml:space="preserve"> Việc xử lý ý kiến khác nhau giữa các thành viên Đoàn thanh tra</w:t>
-      </w:r>
-      <w:r>
-        <w:rPr>
-          <w:color w:val="000000" w:themeColor="text1"/>
-          <w:sz w:val="28"/>
-          <w:szCs w:val="28"/>
-        </w:rPr>
-        <w:t>, kiểm tra thuế</w:t>
-      </w:r>
-      <w:r>
-        <w:rPr>
-          <w:color w:val="000000" w:themeColor="text1"/>
-          <w:sz w:val="28"/>
-          <w:szCs w:val="28"/>
-        </w:rPr>
-        <w:t xml:space="preserve"> và Trưởng đoàn thanh tra</w:t>
-      </w:r>
-      <w:r>
-        <w:rPr>
-          <w:color w:val="000000" w:themeColor="text1"/>
-          <w:sz w:val="28"/>
-          <w:szCs w:val="28"/>
-        </w:rPr>
-        <w:t xml:space="preserve"> kiểm tra thuế</w:t>
-      </w:r>
-      <w:r>
-        <w:rPr>
-          <w:color w:val="000000" w:themeColor="text1"/>
-          <w:sz w:val="28"/>
-          <w:szCs w:val="28"/>
-        </w:rPr>
-        <w:t xml:space="preserve"> về những vấn đề l</w:t>
-      </w:r>
-      <w:r>
-        <w:rPr>
-          <w:color w:val="000000" w:themeColor="text1"/>
-          <w:sz w:val="28"/>
-          <w:szCs w:val="28"/>
-        </w:rPr>
-        <w:t>iên quan đến nội dung thanh tra, kiểm tra;</w:t>
-      </w:r>
-    </w:p>
-    <w:p>
-      <w:pPr>
-        <w:shd w:val="clear" w:color="auto" w:fill="FFFFFF"/>
-        <w:spacing w:before="120" w:after="120" w:line="234" w:lineRule="atLeast"/>
-        <w:ind w:firstLine="567"/>
-        <w:jc w:val="both"/>
-        <w:rPr>
-          <w:color w:val="000000" w:themeColor="text1"/>
-          <w:sz w:val="28"/>
-          <w:szCs w:val="28"/>
-        </w:rPr>
-      </w:pPr>
-      <w:r>
-        <w:rPr>
-          <w:color w:val="000000" w:themeColor="text1"/>
-          <w:sz w:val="28"/>
-          <w:szCs w:val="28"/>
-        </w:rPr>
-        <w:t>-</w:t>
-      </w:r>
-      <w:r>
-        <w:rPr>
-          <w:color w:val="000000" w:themeColor="text1"/>
-          <w:sz w:val="28"/>
-          <w:szCs w:val="28"/>
-        </w:rPr>
-        <w:t xml:space="preserve"> Các nội dung khác có liên quan đến việc thực hiện nhiệm vụ, triển khai hoạt động thanh tra</w:t>
-      </w:r>
-      <w:r>
-        <w:rPr>
-          <w:color w:val="000000" w:themeColor="text1"/>
-          <w:sz w:val="28"/>
-          <w:szCs w:val="28"/>
-        </w:rPr>
-        <w:t>, kiểm tra thuế</w:t>
-      </w:r>
-      <w:r>
-        <w:rPr>
-          <w:color w:val="000000" w:themeColor="text1"/>
-          <w:sz w:val="28"/>
-          <w:szCs w:val="28"/>
-        </w:rPr>
-        <w:t xml:space="preserve"> của Đoàn thanh tra</w:t>
-      </w:r>
-      <w:r>
-        <w:rPr>
-          <w:color w:val="000000" w:themeColor="text1"/>
-          <w:sz w:val="28"/>
-          <w:szCs w:val="28"/>
-        </w:rPr>
-        <w:t>, kiểm tra thuế</w:t>
-      </w:r>
-      <w:r>
-        <w:rPr>
-          <w:color w:val="000000" w:themeColor="text1"/>
-          <w:sz w:val="28"/>
-          <w:szCs w:val="28"/>
-        </w:rPr>
-        <w:t>.</w:t>
-      </w:r>
-    </w:p>
-    <w:p>
-      <w:pPr>
-        <w:shd w:val="clear" w:color="auto" w:fill="FFFFFF"/>
-        <w:spacing w:before="120" w:after="120" w:line="234" w:lineRule="atLeast"/>
-        <w:ind w:firstLine="567"/>
-        <w:jc w:val="both"/>
-        <w:rPr>
-          <w:b/>
-          <w:color w:val="000000" w:themeColor="text1"/>
-          <w:sz w:val="28"/>
-          <w:szCs w:val="28"/>
-        </w:rPr>
-      </w:pPr>
-      <w:r>
-        <w:rPr>
-          <w:b/>
-          <w:color w:val="000000" w:themeColor="text1"/>
-          <w:sz w:val="28"/>
-          <w:szCs w:val="28"/>
-        </w:rPr>
-        <w:t>III. Hình thức giám sát</w:t>
-      </w:r>
-      <w:r>
-        <w:rPr>
-          <w:b/>
-          <w:color w:val="000000" w:themeColor="text1"/>
-          <w:sz w:val="28"/>
-          <w:szCs w:val="28"/>
-        </w:rPr>
-        <w:t xml:space="preserve">: </w:t>
-      </w:r>
-    </w:p>
-    <w:p>
-      <w:pPr>
-        <w:shd w:val="clear" w:color="auto" w:fill="FFFFFF"/>
-        <w:spacing w:before="120" w:after="120" w:line="234" w:lineRule="atLeast"/>
-        <w:ind w:firstLine="567"/>
-        <w:jc w:val="both"/>
-        <w:rPr>
-          <w:color w:val="000000" w:themeColor="text1"/>
-          <w:sz w:val="28"/>
-          <w:szCs w:val="28"/>
-        </w:rPr>
-      </w:pPr>
-      <w:r>
-        <w:rPr>
-          <w:color w:val="000000" w:themeColor="text1"/>
-          <w:sz w:val="28"/>
-          <w:szCs w:val="28"/>
-        </w:rPr>
-        <w:t xml:space="preserve">Thực hiện theo quy định tại Điều 14 của quy chế giám sát hoạt động của đoàn thanh tra </w:t>
-      </w:r>
-      <w:r>
-        <w:rPr>
-          <w:color w:val="000000" w:themeColor="text1"/>
-          <w:sz w:val="28"/>
-          <w:szCs w:val="28"/>
-        </w:rPr>
-        <w:t xml:space="preserve">kiểm tra </w:t>
-      </w:r>
-      <w:r>
-        <w:rPr>
-          <w:color w:val="000000" w:themeColor="text1"/>
-          <w:sz w:val="28"/>
-          <w:szCs w:val="28"/>
-        </w:rPr>
-        <w:t>thuế (kèm theo Quyết định số 1</w:t>
-      </w:r>
-      <w:r>
-        <w:rPr>
-          <w:color w:val="000000" w:themeColor="text1"/>
-          <w:sz w:val="28"/>
-          <w:szCs w:val="28"/>
-        </w:rPr>
-        <w:t>614</w:t>
-      </w:r>
-      <w:r>
-        <w:rPr>
-          <w:color w:val="000000" w:themeColor="text1"/>
-          <w:sz w:val="28"/>
-          <w:szCs w:val="28"/>
-        </w:rPr>
-        <w:t xml:space="preserve">/QĐ-TCT ngày </w:t>
-      </w:r>
-      <w:r>
-        <w:rPr>
-          <w:color w:val="000000" w:themeColor="text1"/>
-          <w:sz w:val="28"/>
-          <w:szCs w:val="28"/>
-        </w:rPr>
-        <w:t>13/10/2020</w:t>
-      </w:r>
-      <w:r>
-        <w:rPr>
-          <w:color w:val="000000" w:themeColor="text1"/>
-          <w:sz w:val="28"/>
-          <w:szCs w:val="28"/>
-        </w:rPr>
-        <w:t xml:space="preserve"> của Tổng cục trưởng Tổng cục Thuế)</w:t>
-      </w:r>
-      <w:r>
-        <w:rPr>
-          <w:color w:val="000000" w:themeColor="text1"/>
-          <w:sz w:val="28"/>
-          <w:szCs w:val="28"/>
-        </w:rPr>
-        <w:t>.</w:t>
-      </w:r>
-      <w:r>
-        <w:rPr>
-          <w:color w:val="000000" w:themeColor="text1"/>
-          <w:sz w:val="28"/>
-          <w:szCs w:val="28"/>
-        </w:rPr>
-        <w:t xml:space="preserve"> </w:t>
-      </w:r>
-    </w:p>
-    <w:p>
-      <w:pPr>
-        <w:shd w:val="clear" w:color="auto" w:fill="FFFFFF"/>
-        <w:spacing w:before="120" w:after="120" w:line="234" w:lineRule="atLeast"/>
-        <w:ind w:firstLine="567"/>
-        <w:jc w:val="both"/>
-        <w:rPr>
-          <w:b/>
-          <w:color w:val="000000" w:themeColor="text1"/>
-          <w:sz w:val="28"/>
-          <w:szCs w:val="28"/>
-        </w:rPr>
-      </w:pPr>
-      <w:r>
-        <w:rPr>
-          <w:b/>
-          <w:color w:val="000000" w:themeColor="text1"/>
-          <w:sz w:val="28"/>
-          <w:szCs w:val="28"/>
-        </w:rPr>
-        <w:t>IV.Tổ chức thực hiện</w:t>
-      </w:r>
-    </w:p>
-    <w:p>
-      <w:pPr>
-        <w:shd w:val="clear" w:color="auto" w:fill="FFFFFF"/>
-        <w:spacing w:before="120" w:after="120" w:line="234" w:lineRule="atLeast"/>
-        <w:ind w:firstLine="567"/>
-        <w:jc w:val="both"/>
-        <w:rPr>
-          <w:color w:val="000000" w:themeColor="text1"/>
-          <w:sz w:val="28"/>
-          <w:szCs w:val="28"/>
-        </w:rPr>
-      </w:pPr>
-      <w:r>
-        <w:rPr>
-          <w:color w:val="000000" w:themeColor="text1"/>
-          <w:sz w:val="28"/>
-          <w:szCs w:val="28"/>
-        </w:rPr>
         <w:t xml:space="preserve">- Tiến độ thực hiện: </w:t>
       </w:r>
       <w:r>
@@ -1967,7 +1416,23 @@
           <w:sz w:val="28"/>
           <w:szCs w:val="28"/>
         </w:rPr>
-        <w:t>tính từ ngày Đoàn thanh tra</w:t>
+        <w:t xml:space="preserve">tính từ ngày </w:t>
+      </w:r>
+      <w:r>
+        <w:rPr>
+          <w:color w:val="000000" w:themeColor="text1"/>
+          <w:sz w:val="28"/>
+          <w:szCs w:val="28"/>
+        </w:rPr>
+        <w:t>đ</w:t>
+      </w:r>
+      <w:r>
+        <w:rPr>
+          <w:color w:val="000000" w:themeColor="text1"/>
+          <w:sz w:val="28"/>
+          <w:szCs w:val="28"/>
+        </w:rPr>
+        <w:t>oàn thanh tra</w:t>
       </w:r>
       <w:r>
         <w:rPr>
@@ -2262,6 +1727,15 @@
         </w:rPr>
         <w:t xml:space="preserve"> - KIỂM TRA</w:t>
       </w:r>
+      <w:r>
+        <w:rPr>
+          <w:b/>
+          <w:color w:val="000000" w:themeColor="text1"/>
+          <w:sz w:val="28"/>
+          <w:szCs w:val="28"/>
+        </w:rPr>
+        <w:t xml:space="preserve"> SỐ 4</w:t>
+      </w:r>
     </w:p>
     <w:p>
       <w:pPr>
@@ -2406,7 +1880,6 @@
           <w:sz w:val="28"/>
           <w:szCs w:val="28"/>
         </w:rPr>
-        <w:lastRenderedPageBreak/>
         <w:tab/>
       </w:r>
       <w:r>
@@ -2450,7 +1923,7 @@
 </file>
 
 <file path=word/endnotes.xml><?xml version="1.0" encoding="utf-8"?>
-<w:endnotes xmlns:wpc="http://schemas.microsoft.com/office/word/2010/wordprocessingCanvas" xmlns:cx="http://schemas.microsoft.com/office/drawing/2014/chartex" xmlns:cx1="http://schemas.microsoft.com/office/drawing/2015/9/8/chartex" xmlns:cx2="http://schemas.microsoft.com/office/drawing/2015/10/21/chartex" xmlns:cx3="http://schemas.microsoft.com/office/drawing/2016/5/9/chartex" xmlns:cx4="http://schemas.microsoft.com/office/drawing/2016/5/10/chartex" xmlns:cx5="http://schemas.microsoft.com/office/drawing/2016/5/11/chartex" xmlns:cx6="http://schemas.microsoft.com/office/drawing/2016/5/12/chartex" xmlns:cx7="http://schemas.microsoft.com/office/drawing/2016/5/13/chartex" xmlns:cx8="http://schemas.microsoft.com/office/drawing/2016/5/14/chartex" xmlns:mc="http://schemas.openxmlformats.org/markup-compatibility/2006" xmlns:aink="http://schemas.microsoft.com/office/drawing/2016/ink" xmlns:am3d="http://schemas.microsoft.com/office/drawing/2017/model3d" xmlns:o="urn:schemas-microsoft-com:office:office" xmlns:r="http://schemas.openxmlformats.org/officeDocument/2006/relationships" xmlns:m="http://schemas.openxmlformats.org/officeDocument/2006/math" xmlns:v="urn:schemas-microsoft-com:vml" xmlns:wp14="http://schemas.microsoft.com/office/word/2010/wordprocessingDrawing" xmlns:wp="http://schemas.openxmlformats.org/drawingml/2006/wordprocessingDrawing" xmlns:w10="urn:schemas-microsoft-com:office:word" xmlns:w="http://schemas.openxmlformats.org/wordprocessingml/2006/main" xmlns:w14="http://schemas.microsoft.com/office/word/2010/wordml" xmlns:w15="http://schemas.microsoft.com/office/word/2012/wordml" xmlns:w16cex="http://schemas.microsoft.com/office/word/2018/wordml/cex" xmlns:w16cid="http://schemas.microsoft.com/office/word/2016/wordml/cid" xmlns:w16="http://schemas.microsoft.com/office/word/2018/wordml" xmlns:w16sdtdh="http://schemas.microsoft.com/office/word/2020/wordml/sdtdatahash" xmlns:w16se="http://schemas.microsoft.com/office/word/2015/wordml/symex" xmlns:wpg="http://schemas.microsoft.com/office/word/2010/wordprocessingGroup" xmlns:wpi="http://schemas.microsoft.com/office/word/2010/wordprocessingInk" xmlns:wne="http://schemas.microsoft.com/office/word/2006/wordml" xmlns:wps="http://schemas.microsoft.com/office/word/2010/wordprocessingShape" mc:Ignorable="w14 w15 w16se w16cid w16 w16cex w16sdtdh wp14">
+<w:endnotes xmlns:wpc="http://schemas.microsoft.com/office/word/2010/wordprocessingCanvas" xmlns:cx="http://schemas.microsoft.com/office/drawing/2014/chartex" xmlns:cx1="http://schemas.microsoft.com/office/drawing/2015/9/8/chartex" xmlns:cx2="http://schemas.microsoft.com/office/drawing/2015/10/21/chartex" xmlns:cx3="http://schemas.microsoft.com/office/drawing/2016/5/9/chartex" xmlns:cx4="http://schemas.microsoft.com/office/drawing/2016/5/10/chartex" xmlns:cx5="http://schemas.microsoft.com/office/drawing/2016/5/11/chartex" xmlns:cx6="http://schemas.microsoft.com/office/drawing/2016/5/12/chartex" xmlns:cx7="http://schemas.microsoft.com/office/drawing/2016/5/13/chartex" xmlns:cx8="http://schemas.microsoft.com/office/drawing/2016/5/14/chartex" xmlns:mc="http://schemas.openxmlformats.org/markup-compatibility/2006" xmlns:aink="http://schemas.microsoft.com/office/drawing/2016/ink" xmlns:am3d="http://schemas.microsoft.com/office/drawing/2017/model3d" xmlns:o="urn:schemas-microsoft-com:office:office" xmlns:oel="http://schemas.microsoft.com/office/2019/extlst" xmlns:r="http://schemas.openxmlformats.org/officeDocument/2006/relationships" xmlns:m="http://schemas.openxmlformats.org/officeDocument/2006/math" xmlns:v="urn:schemas-microsoft-com:vml" xmlns:wp14="http://schemas.microsoft.com/office/word/2010/wordprocessingDrawing" xmlns:wp="http://schemas.openxmlformats.org/drawingml/2006/wordprocessingDrawing" xmlns:w10="urn:schemas-microsoft-com:office:word" xmlns:w="http://schemas.openxmlformats.org/wordprocessingml/2006/main" xmlns:w14="http://schemas.microsoft.com/office/word/2010/wordml" xmlns:w15="http://schemas.microsoft.com/office/word/2012/wordml" xmlns:w16cex="http://schemas.microsoft.com/office/word/2018/wordml/cex" xmlns:w16cid="http://schemas.microsoft.com/office/word/2016/wordml/cid" xmlns:w16="http://schemas.microsoft.com/office/word/2018/wordml" xmlns:w16du="http://schemas.microsoft.com/office/word/2023/wordml/word16du" xmlns:w16sdtdh="http://schemas.microsoft.com/office/word/2020/wordml/sdtdatahash" xmlns:w16sdtfl="http://schemas.microsoft.com/office/word/2024/wordml/sdtformatlock" xmlns:w16se="http://schemas.microsoft.com/office/word/2015/wordml/symex" xmlns:wpg="http://schemas.microsoft.com/office/word/2010/wordprocessingGroup" xmlns:wpi="http://schemas.microsoft.com/office/word/2010/wordprocessingInk" xmlns:wne="http://schemas.microsoft.com/office/word/2006/wordml" xmlns:wps="http://schemas.microsoft.com/office/word/2010/wordprocessingShape" mc:Ignorable="w14 w15 w16se w16cid w16 w16cex w16sdtdh w16sdtfl w16du wp14">
   <w:endnote w:type="separator" w:id="-1">
     <w:p>
       <w:r>
@@ -2469,7 +1942,7 @@
 </file>
 
 <file path=word/footer1.xml><?xml version="1.0" encoding="utf-8"?>
-<w:ftr xmlns:wpc="http://schemas.microsoft.com/office/word/2010/wordprocessingCanvas" xmlns:cx="http://schemas.microsoft.com/office/drawing/2014/chartex" xmlns:cx1="http://schemas.microsoft.com/office/drawing/2015/9/8/chartex" xmlns:cx2="http://schemas.microsoft.com/office/drawing/2015/10/21/chartex" xmlns:cx3="http://schemas.microsoft.com/office/drawing/2016/5/9/chartex" xmlns:cx4="http://schemas.microsoft.com/office/drawing/2016/5/10/chartex" xmlns:cx5="http://schemas.microsoft.com/office/drawing/2016/5/11/chartex" xmlns:cx6="http://schemas.microsoft.com/office/drawing/2016/5/12/chartex" xmlns:cx7="http://schemas.microsoft.com/office/drawing/2016/5/13/chartex" xmlns:cx8="http://schemas.microsoft.com/office/drawing/2016/5/14/chartex" xmlns:mc="http://schemas.openxmlformats.org/markup-compatibility/2006" xmlns:aink="http://schemas.microsoft.com/office/drawing/2016/ink" xmlns:am3d="http://schemas.microsoft.com/office/drawing/2017/model3d" xmlns:o="urn:schemas-microsoft-com:office:office" xmlns:r="http://schemas.openxmlformats.org/officeDocument/2006/relationships" xmlns:m="http://schemas.openxmlformats.org/officeDocument/2006/math" xmlns:v="urn:schemas-microsoft-com:vml" xmlns:wp14="http://schemas.microsoft.com/office/word/2010/wordprocessingDrawing" xmlns:wp="http://schemas.openxmlformats.org/drawingml/2006/wordprocessingDrawing" xmlns:w10="urn:schemas-microsoft-com:office:word" xmlns:w="http://schemas.openxmlformats.org/wordprocessingml/2006/main" xmlns:w14="http://schemas.microsoft.com/office/word/2010/wordml" xmlns:w15="http://schemas.microsoft.com/office/word/2012/wordml" xmlns:w16cex="http://schemas.microsoft.com/office/word/2018/wordml/cex" xmlns:w16cid="http://schemas.microsoft.com/office/word/2016/wordml/cid" xmlns:w16="http://schemas.microsoft.com/office/word/2018/wordml" xmlns:w16sdtdh="http://schemas.microsoft.com/office/word/2020/wordml/sdtdatahash" xmlns:w16se="http://schemas.microsoft.com/office/word/2015/wordml/symex" xmlns:wpg="http://schemas.microsoft.com/office/word/2010/wordprocessingGroup" xmlns:wpi="http://schemas.microsoft.com/office/word/2010/wordprocessingInk" xmlns:wne="http://schemas.microsoft.com/office/word/2006/wordml" xmlns:wps="http://schemas.microsoft.com/office/word/2010/wordprocessingShape" mc:Ignorable="w14 w15 w16se w16cid w16 w16cex w16sdtdh wp14">
+<w:ftr xmlns:wpc="http://schemas.microsoft.com/office/word/2010/wordprocessingCanvas" xmlns:cx="http://schemas.microsoft.com/office/drawing/2014/chartex" xmlns:cx1="http://schemas.microsoft.com/office/drawing/2015/9/8/chartex" xmlns:cx2="http://schemas.microsoft.com/office/drawing/2015/10/21/chartex" xmlns:cx3="http://schemas.microsoft.com/office/drawing/2016/5/9/chartex" xmlns:cx4="http://schemas.microsoft.com/office/drawing/2016/5/10/chartex" xmlns:cx5="http://schemas.microsoft.com/office/drawing/2016/5/11/chartex" xmlns:cx6="http://schemas.microsoft.com/office/drawing/2016/5/12/chartex" xmlns:cx7="http://schemas.microsoft.com/office/drawing/2016/5/13/chartex" xmlns:cx8="http://schemas.microsoft.com/office/drawing/2016/5/14/chartex" xmlns:mc="http://schemas.openxmlformats.org/markup-compatibility/2006" xmlns:aink="http://schemas.microsoft.com/office/drawing/2016/ink" xmlns:am3d="http://schemas.microsoft.com/office/drawing/2017/model3d" xmlns:o="urn:schemas-microsoft-com:office:office" xmlns:oel="http://schemas.microsoft.com/office/2019/extlst" xmlns:r="http://schemas.openxmlformats.org/officeDocument/2006/relationships" xmlns:m="http://schemas.openxmlformats.org/officeDocument/2006/math" xmlns:v="urn:schemas-microsoft-com:vml" xmlns:wp14="http://schemas.microsoft.com/office/word/2010/wordprocessingDrawing" xmlns:wp="http://schemas.openxmlformats.org/drawingml/2006/wordprocessingDrawing" xmlns:w10="urn:schemas-microsoft-com:office:word" xmlns:w="http://schemas.openxmlformats.org/wordprocessingml/2006/main" xmlns:w14="http://schemas.microsoft.com/office/word/2010/wordml" xmlns:w15="http://schemas.microsoft.com/office/word/2012/wordml" xmlns:w16cex="http://schemas.microsoft.com/office/word/2018/wordml/cex" xmlns:w16cid="http://schemas.microsoft.com/office/word/2016/wordml/cid" xmlns:w16="http://schemas.microsoft.com/office/word/2018/wordml" xmlns:w16du="http://schemas.microsoft.com/office/word/2023/wordml/word16du" xmlns:w16sdtdh="http://schemas.microsoft.com/office/word/2020/wordml/sdtdatahash" xmlns:w16sdtfl="http://schemas.microsoft.com/office/word/2024/wordml/sdtformatlock" xmlns:w16se="http://schemas.microsoft.com/office/word/2015/wordml/symex" xmlns:wpg="http://schemas.microsoft.com/office/word/2010/wordprocessingGroup" xmlns:wpi="http://schemas.microsoft.com/office/word/2010/wordprocessingInk" xmlns:wne="http://schemas.microsoft.com/office/word/2006/wordml" xmlns:wps="http://schemas.microsoft.com/office/word/2010/wordprocessingShape" mc:Ignorable="w14 w15 w16se w16cid w16 w16cex w16sdtdh w16sdtfl w16du wp14">
   <w:p>
     <w:pPr>
       <w:pStyle w:val="Footer"/>
@@ -2504,7 +1977,7 @@
 </file>
 
 <file path=word/footnotes.xml><?xml version="1.0" encoding="utf-8"?>
-<w:footnotes xmlns:wpc="http://schemas.microsoft.com/office/word/2010/wordprocessingCanvas" xmlns:cx="http://schemas.microsoft.com/office/drawing/2014/chartex" xmlns:cx1="http://schemas.microsoft.com/office/drawing/2015/9/8/chartex" xmlns:cx2="http://schemas.microsoft.com/office/drawing/2015/10/21/chartex" xmlns:cx3="http://schemas.microsoft.com/office/drawing/2016/5/9/chartex" xmlns:cx4="http://schemas.microsoft.com/office/drawing/2016/5/10/chartex" xmlns:cx5="http://schemas.microsoft.com/office/drawing/2016/5/11/chartex" xmlns:cx6="http://schemas.microsoft.com/office/drawing/2016/5/12/chartex" xmlns:cx7="http://schemas.microsoft.com/office/drawing/2016/5/13/chartex" xmlns:cx8="http://schemas.microsoft.com/office/drawing/2016/5/14/chartex" xmlns:mc="http://schemas.openxmlformats.org/markup-compatibility/2006" xmlns:aink="http://schemas.microsoft.com/office/drawing/2016/ink" xmlns:am3d="http://schemas.microsoft.com/office/drawing/2017/model3d" xmlns:o="urn:schemas-microsoft-com:office:office" xmlns:r="http://schemas.openxmlformats.org/officeDocument/2006/relationships" xmlns:m="http://schemas.openxmlformats.org/officeDocument/2006/math" xmlns:v="urn:schemas-microsoft-com:vml" xmlns:wp14="http://schemas.microsoft.com/office/word/2010/wordprocessingDrawing" xmlns:wp="http://schemas.openxmlformats.org/drawingml/2006/wordprocessingDrawing" xmlns:w10="urn:schemas-microsoft-com:office:word" xmlns:w="http://schemas.openxmlformats.org/wordprocessingml/2006/main" xmlns:w14="http://schemas.microsoft.com/office/word/2010/wordml" xmlns:w15="http://schemas.microsoft.com/office/word/2012/wordml" xmlns:w16cex="http://schemas.microsoft.com/office/word/2018/wordml/cex" xmlns:w16cid="http://schemas.microsoft.com/office/word/2016/wordml/cid" xmlns:w16="http://schemas.microsoft.com/office/word/2018/wordml" xmlns:w16sdtdh="http://schemas.microsoft.com/office/word/2020/wordml/sdtdatahash" xmlns:w16se="http://schemas.microsoft.com/office/word/2015/wordml/symex" xmlns:wpg="http://schemas.microsoft.com/office/word/2010/wordprocessingGroup" xmlns:wpi="http://schemas.microsoft.com/office/word/2010/wordprocessingInk" xmlns:wne="http://schemas.microsoft.com/office/word/2006/wordml" xmlns:wps="http://schemas.microsoft.com/office/word/2010/wordprocessingShape" mc:Ignorable="w14 w15 w16se w16cid w16 w16cex w16sdtdh wp14">
+<w:footnotes xmlns:wpc="http://schemas.microsoft.com/office/word/2010/wordprocessingCanvas" xmlns:cx="http://schemas.microsoft.com/office/drawing/2014/chartex" xmlns:cx1="http://schemas.microsoft.com/office/drawing/2015/9/8/chartex" xmlns:cx2="http://schemas.microsoft.com/office/drawing/2015/10/21/chartex" xmlns:cx3="http://schemas.microsoft.com/office/drawing/2016/5/9/chartex" xmlns:cx4="http://schemas.microsoft.com/office/drawing/2016/5/10/chartex" xmlns:cx5="http://schemas.microsoft.com/office/drawing/2016/5/11/chartex" xmlns:cx6="http://schemas.microsoft.com/office/drawing/2016/5/12/chartex" xmlns:cx7="http://schemas.microsoft.com/office/drawing/2016/5/13/chartex" xmlns:cx8="http://schemas.microsoft.com/office/drawing/2016/5/14/chartex" xmlns:mc="http://schemas.openxmlformats.org/markup-compatibility/2006" xmlns:aink="http://schemas.microsoft.com/office/drawing/2016/ink" xmlns:am3d="http://schemas.microsoft.com/office/drawing/2017/model3d" xmlns:o="urn:schemas-microsoft-com:office:office" xmlns:oel="http://schemas.microsoft.com/office/2019/extlst" xmlns:r="http://schemas.openxmlformats.org/officeDocument/2006/relationships" xmlns:m="http://schemas.openxmlformats.org/officeDocument/2006/math" xmlns:v="urn:schemas-microsoft-com:vml" xmlns:wp14="http://schemas.microsoft.com/office/word/2010/wordprocessingDrawing" xmlns:wp="http://schemas.openxmlformats.org/drawingml/2006/wordprocessingDrawing" xmlns:w10="urn:schemas-microsoft-com:office:word" xmlns:w="http://schemas.openxmlformats.org/wordprocessingml/2006/main" xmlns:w14="http://schemas.microsoft.com/office/word/2010/wordml" xmlns:w15="http://schemas.microsoft.com/office/word/2012/wordml" xmlns:w16cex="http://schemas.microsoft.com/office/word/2018/wordml/cex" xmlns:w16cid="http://schemas.microsoft.com/office/word/2016/wordml/cid" xmlns:w16="http://schemas.microsoft.com/office/word/2018/wordml" xmlns:w16du="http://schemas.microsoft.com/office/word/2023/wordml/word16du" xmlns:w16sdtdh="http://schemas.microsoft.com/office/word/2020/wordml/sdtdatahash" xmlns:w16sdtfl="http://schemas.microsoft.com/office/word/2024/wordml/sdtformatlock" xmlns:w16se="http://schemas.microsoft.com/office/word/2015/wordml/symex" xmlns:wpg="http://schemas.microsoft.com/office/word/2010/wordprocessingGroup" xmlns:wpi="http://schemas.microsoft.com/office/word/2010/wordprocessingInk" xmlns:wne="http://schemas.microsoft.com/office/word/2006/wordml" xmlns:wps="http://schemas.microsoft.com/office/word/2010/wordprocessingShape" mc:Ignorable="w14 w15 w16se w16cid w16 w16cex w16sdtdh w16sdtfl w16du wp14">
   <w:footnote w:type="separator" w:id="-1">
     <w:p>
       <w:r>
@@ -2523,7 +1996,7 @@
 </file>
 
 <file path=word/numbering.xml><?xml version="1.0" encoding="utf-8"?>
-<w:numbering xmlns:wpc="http://schemas.microsoft.com/office/word/2010/wordprocessingCanvas" xmlns:cx="http://schemas.microsoft.com/office/drawing/2014/chartex" xmlns:cx1="http://schemas.microsoft.com/office/drawing/2015/9/8/chartex" xmlns:cx2="http://schemas.microsoft.com/office/drawing/2015/10/21/chartex" xmlns:cx3="http://schemas.microsoft.com/office/drawing/2016/5/9/chartex" xmlns:cx4="http://schemas.microsoft.com/office/drawing/2016/5/10/chartex" xmlns:cx5="http://schemas.microsoft.com/office/drawing/2016/5/11/chartex" xmlns:cx6="http://schemas.microsoft.com/office/drawing/2016/5/12/chartex" xmlns:cx7="http://schemas.microsoft.com/office/drawing/2016/5/13/chartex" xmlns:cx8="http://schemas.microsoft.com/office/drawing/2016/5/14/chartex" xmlns:mc="http://schemas.openxmlformats.org/markup-compatibility/2006" xmlns:aink="http://schemas.microsoft.com/office/drawing/2016/ink" xmlns:am3d="http://schemas.microsoft.com/office/drawing/2017/model3d" xmlns:o="urn:schemas-microsoft-com:office:office" xmlns:r="http://schemas.openxmlformats.org/officeDocument/2006/relationships" xmlns:m="http://schemas.openxmlformats.org/officeDocument/2006/math" xmlns:v="urn:schemas-microsoft-com:vml" xmlns:wp14="http://schemas.microsoft.com/office/word/2010/wordprocessingDrawing" xmlns:wp="http://schemas.openxmlformats.org/drawingml/2006/wordprocessingDrawing" xmlns:w10="urn:schemas-microsoft-com:office:word" xmlns:w="http://schemas.openxmlformats.org/wordprocessingml/2006/main" xmlns:w14="http://schemas.microsoft.com/office/word/2010/wordml" xmlns:w15="http://schemas.microsoft.com/office/word/2012/wordml" xmlns:w16cex="http://schemas.microsoft.com/office/word/2018/wordml/cex" xmlns:w16cid="http://schemas.microsoft.com/office/word/2016/wordml/cid" xmlns:w16="http://schemas.microsoft.com/office/word/2018/wordml" xmlns:w16sdtdh="http://schemas.microsoft.com/office/word/2020/wordml/sdtdatahash" xmlns:w16se="http://schemas.microsoft.com/office/word/2015/wordml/symex" xmlns:wpg="http://schemas.microsoft.com/office/word/2010/wordprocessingGroup" xmlns:wpi="http://schemas.microsoft.com/office/word/2010/wordprocessingInk" xmlns:wne="http://schemas.microsoft.com/office/word/2006/wordml" xmlns:wps="http://schemas.microsoft.com/office/word/2010/wordprocessingShape" mc:Ignorable="w14 w15 w16se w16cid w16 w16cex w16sdtdh wp14">
+<w:numbering xmlns:wpc="http://schemas.microsoft.com/office/word/2010/wordprocessingCanvas" xmlns:cx="http://schemas.microsoft.com/office/drawing/2014/chartex" xmlns:cx1="http://schemas.microsoft.com/office/drawing/2015/9/8/chartex" xmlns:cx2="http://schemas.microsoft.com/office/drawing/2015/10/21/chartex" xmlns:cx3="http://schemas.microsoft.com/office/drawing/2016/5/9/chartex" xmlns:cx4="http://schemas.microsoft.com/office/drawing/2016/5/10/chartex" xmlns:cx5="http://schemas.microsoft.com/office/drawing/2016/5/11/chartex" xmlns:cx6="http://schemas.microsoft.com/office/drawing/2016/5/12/chartex" xmlns:cx7="http://schemas.microsoft.com/office/drawing/2016/5/13/chartex" xmlns:cx8="http://schemas.microsoft.com/office/drawing/2016/5/14/chartex" xmlns:mc="http://schemas.openxmlformats.org/markup-compatibility/2006" xmlns:aink="http://schemas.microsoft.com/office/drawing/2016/ink" xmlns:am3d="http://schemas.microsoft.com/office/drawing/2017/model3d" xmlns:o="urn:schemas-microsoft-com:office:office" xmlns:oel="http://schemas.microsoft.com/office/2019/extlst" xmlns:r="http://schemas.openxmlformats.org/officeDocument/2006/relationships" xmlns:m="http://schemas.openxmlformats.org/officeDocument/2006/math" xmlns:v="urn:schemas-microsoft-com:vml" xmlns:wp14="http://schemas.microsoft.com/office/word/2010/wordprocessingDrawing" xmlns:wp="http://schemas.openxmlformats.org/drawingml/2006/wordprocessingDrawing" xmlns:w10="urn:schemas-microsoft-com:office:word" xmlns:w="http://schemas.openxmlformats.org/wordprocessingml/2006/main" xmlns:w14="http://schemas.microsoft.com/office/word/2010/wordml" xmlns:w15="http://schemas.microsoft.com/office/word/2012/wordml" xmlns:w16cex="http://schemas.microsoft.com/office/word/2018/wordml/cex" xmlns:w16cid="http://schemas.microsoft.com/office/word/2016/wordml/cid" xmlns:w16="http://schemas.microsoft.com/office/word/2018/wordml" xmlns:w16du="http://schemas.microsoft.com/office/word/2023/wordml/word16du" xmlns:w16sdtdh="http://schemas.microsoft.com/office/word/2020/wordml/sdtdatahash" xmlns:w16sdtfl="http://schemas.microsoft.com/office/word/2024/wordml/sdtformatlock" xmlns:w16se="http://schemas.microsoft.com/office/word/2015/wordml/symex" xmlns:wpg="http://schemas.microsoft.com/office/word/2010/wordprocessingGroup" xmlns:wpi="http://schemas.microsoft.com/office/word/2010/wordprocessingInk" xmlns:wne="http://schemas.microsoft.com/office/word/2006/wordml" xmlns:wps="http://schemas.microsoft.com/office/word/2010/wordprocessingShape" mc:Ignorable="w14 w15 w16se w16cid w16 w16cex w16sdtdh w16sdtfl w16du wp14">
   <w:abstractNum w:abstractNumId="0" w15:restartNumberingAfterBreak="0">
     <w:nsid w:val="0F42013D"/>
     <w:multiLevelType w:val="hybridMultilevel"/>
@@ -3067,26 +2540,26 @@
       </w:pPr>
     </w:lvl>
   </w:abstractNum>
-  <w:num w:numId="1">
+  <w:num w:numId="1" w16cid:durableId="1869760752">
     <w:abstractNumId w:val="1"/>
   </w:num>
-  <w:num w:numId="2">
+  <w:num w:numId="2" w16cid:durableId="1339843020">
     <w:abstractNumId w:val="3"/>
   </w:num>
-  <w:num w:numId="3">
+  <w:num w:numId="3" w16cid:durableId="1420324873">
     <w:abstractNumId w:val="4"/>
   </w:num>
-  <w:num w:numId="4">
+  <w:num w:numId="4" w16cid:durableId="339740645">
     <w:abstractNumId w:val="2"/>
   </w:num>
-  <w:num w:numId="5">
+  <w:num w:numId="5" w16cid:durableId="546647687">
     <w:abstractNumId w:val="0"/>
   </w:num>
 </w:numbering>
 </file>
 
 <file path=word/styles.xml><?xml version="1.0" encoding="utf-8"?>
-<w:styles xmlns:mc="http://schemas.openxmlformats.org/markup-compatibility/2006" xmlns:r="http://schemas.openxmlformats.org/officeDocument/2006/relationships" xmlns:w="http://schemas.openxmlformats.org/wordprocessingml/2006/main" xmlns:w14="http://schemas.microsoft.com/office/word/2010/wordml" xmlns:w15="http://schemas.microsoft.com/office/word/2012/wordml" xmlns:w16cex="http://schemas.microsoft.com/office/word/2018/wordml/cex" xmlns:w16cid="http://schemas.microsoft.com/office/word/2016/wordml/cid" xmlns:w16="http://schemas.microsoft.com/office/word/2018/wordml" xmlns:w16sdtdh="http://schemas.microsoft.com/office/word/2020/wordml/sdtdatahash" xmlns:w16se="http://schemas.microsoft.com/office/word/2015/wordml/symex" mc:Ignorable="w14 w15 w16se w16cid w16 w16cex w16sdtdh">
+<w:styles xmlns:mc="http://schemas.openxmlformats.org/markup-compatibility/2006" xmlns:r="http://schemas.openxmlformats.org/officeDocument/2006/relationships" xmlns:w="http://schemas.openxmlformats.org/wordprocessingml/2006/main" xmlns:w14="http://schemas.microsoft.com/office/word/2010/wordml" xmlns:w15="http://schemas.microsoft.com/office/word/2012/wordml" xmlns:w16cex="http://schemas.microsoft.com/office/word/2018/wordml/cex" xmlns:w16cid="http://schemas.microsoft.com/office/word/2016/wordml/cid" xmlns:w16="http://schemas.microsoft.com/office/word/2018/wordml" xmlns:w16du="http://schemas.microsoft.com/office/word/2023/wordml/word16du" xmlns:w16sdtdh="http://schemas.microsoft.com/office/word/2020/wordml/sdtdatahash" xmlns:w16sdtfl="http://schemas.microsoft.com/office/word/2024/wordml/sdtformatlock" xmlns:w16se="http://schemas.microsoft.com/office/word/2015/wordml/symex" mc:Ignorable="w14 w15 w16se w16cid w16 w16cex w16sdtdh w16sdtfl w16du">
   <w:docDefaults>
     <w:rPrDefault>
       <w:rPr>
@@ -3114,6 +2587,7 @@
     <w:lsdException w:name="Strong" w:qFormat="1"/>
     <w:lsdException w:name="Emphasis" w:qFormat="1"/>
     <w:lsdException w:name="HTML Keyboard" w:semiHidden="1" w:unhideWhenUsed="1"/>
+    <w:lsdException w:name="Normal Table" w:semiHidden="1" w:unhideWhenUsed="1"/>
     <w:lsdException w:name="annotation subject" w:semiHidden="1" w:unhideWhenUsed="1"/>
     <w:lsdException w:name="No List" w:semiHidden="1" w:unhideWhenUsed="1"/>
     <w:lsdException w:name="Outline List 1" w:semiHidden="1" w:unhideWhenUsed="1"/>
@@ -3156,8 +2630,11 @@
     <w:lsdException w:name="Table Contemporary" w:semiHidden="1" w:unhideWhenUsed="1"/>
     <w:lsdException w:name="Table Elegant" w:semiHidden="1" w:unhideWhenUsed="1"/>
     <w:lsdException w:name="Table Professional" w:semiHidden="1" w:unhideWhenUsed="1"/>
+    <w:lsdException w:name="Table Subtle 1" w:semiHidden="1" w:unhideWhenUsed="1"/>
     <w:lsdException w:name="Table Subtle 2" w:semiHidden="1" w:unhideWhenUsed="1"/>
     <w:lsdException w:name="Table Web 1" w:semiHidden="1" w:unhideWhenUsed="1"/>
+    <w:lsdException w:name="Table Web 2" w:semiHidden="1" w:unhideWhenUsed="1"/>
+    <w:lsdException w:name="Table Web 3" w:semiHidden="1" w:unhideWhenUsed="1"/>
     <w:lsdException w:name="Balloon Text" w:semiHidden="1" w:unhideWhenUsed="1"/>
     <w:lsdException w:name="Table Theme" w:semiHidden="1" w:unhideWhenUsed="1"/>
     <w:lsdException w:name="Placeholder Text" w:semiHidden="1" w:uiPriority="99"/>
